--- a/scripts/my_TV_Movie — scripts reference (scripts.md).docx
+++ b/scripts/my_TV_Movie — scripts reference (scripts.md).docx
@@ -5,26 +5,44 @@
     <w:p>
       <w:pPr>
         <w:pStyle w:val="Heading1"/>
+        <w:rPr>
+          <w:sz w:val="28"/>
+          <w:szCs w:val="28"/>
+        </w:rPr>
       </w:pPr>
       <w:bookmarkStart w:id="0" w:name="Xc7332e49561ee7766d0aec11fadb2021918a866"/>
       <w:bookmarkStart w:id="1" w:name="_Toc219190453"/>
       <w:proofErr w:type="spellStart"/>
       <w:r>
+        <w:rPr>
+          <w:sz w:val="28"/>
+          <w:szCs w:val="28"/>
+        </w:rPr>
         <w:t>my_TV_Movie</w:t>
       </w:r>
       <w:proofErr w:type="spellEnd"/>
       <w:r>
+        <w:rPr>
+          <w:sz w:val="28"/>
+          <w:szCs w:val="28"/>
+        </w:rPr>
         <w:t xml:space="preserve"> — scripts reference (</w:t>
       </w:r>
       <w:hyperlink r:id="rId7">
         <w:r>
           <w:rPr>
             <w:rStyle w:val="Hyperlink"/>
+            <w:sz w:val="28"/>
+            <w:szCs w:val="28"/>
           </w:rPr>
           <w:t>scripts.md</w:t>
         </w:r>
       </w:hyperlink>
       <w:r>
+        <w:rPr>
+          <w:sz w:val="28"/>
+          <w:szCs w:val="28"/>
+        </w:rPr>
         <w:t>)</w:t>
       </w:r>
       <w:bookmarkEnd w:id="1"/>
@@ -34,8 +52,8 @@
         <w:rPr>
           <w:rFonts w:asciiTheme="minorHAnsi" w:eastAsiaTheme="minorHAnsi" w:hAnsiTheme="minorHAnsi" w:cstheme="minorBidi"/>
           <w:color w:val="auto"/>
-          <w:sz w:val="24"/>
-          <w:szCs w:val="24"/>
+          <w:sz w:val="22"/>
+          <w:szCs w:val="22"/>
         </w:rPr>
         <w:id w:val="-794296837"/>
         <w:docPartObj>
@@ -47,8 +65,16 @@
         <w:p>
           <w:pPr>
             <w:pStyle w:val="TOCHeading"/>
+            <w:rPr>
+              <w:sz w:val="28"/>
+              <w:szCs w:val="28"/>
+            </w:rPr>
           </w:pPr>
           <w:r>
+            <w:rPr>
+              <w:sz w:val="28"/>
+              <w:szCs w:val="28"/>
+            </w:rPr>
             <w:t>Table of Contents</w:t>
           </w:r>
         </w:p>
@@ -60,15 +86,29 @@
             </w:tabs>
             <w:rPr>
               <w:noProof/>
+              <w:sz w:val="22"/>
+              <w:szCs w:val="22"/>
             </w:rPr>
           </w:pPr>
           <w:r>
+            <w:rPr>
+              <w:sz w:val="22"/>
+              <w:szCs w:val="22"/>
+            </w:rPr>
             <w:fldChar w:fldCharType="begin"/>
           </w:r>
           <w:r>
+            <w:rPr>
+              <w:sz w:val="22"/>
+              <w:szCs w:val="22"/>
+            </w:rPr>
             <w:instrText>TOC \o "1-3" \h \z \u</w:instrText>
           </w:r>
           <w:r>
+            <w:rPr>
+              <w:sz w:val="22"/>
+              <w:szCs w:val="22"/>
+            </w:rPr>
             <w:fldChar w:fldCharType="separate"/>
           </w:r>
           <w:hyperlink w:anchor="_Toc219190453" w:history="1">
@@ -76,6 +116,8 @@
               <w:rPr>
                 <w:rStyle w:val="Hyperlink"/>
                 <w:noProof/>
+                <w:sz w:val="22"/>
+                <w:szCs w:val="22"/>
               </w:rPr>
               <w:t>my_TV_Movie — scripts reference (scripts.md)</w:t>
             </w:r>
@@ -83,6 +125,8 @@
               <w:rPr>
                 <w:noProof/>
                 <w:webHidden/>
+                <w:sz w:val="22"/>
+                <w:szCs w:val="22"/>
               </w:rPr>
               <w:tab/>
             </w:r>
@@ -90,6 +134,8 @@
               <w:rPr>
                 <w:noProof/>
                 <w:webHidden/>
+                <w:sz w:val="22"/>
+                <w:szCs w:val="22"/>
               </w:rPr>
               <w:fldChar w:fldCharType="begin"/>
             </w:r>
@@ -97,6 +143,8 @@
               <w:rPr>
                 <w:noProof/>
                 <w:webHidden/>
+                <w:sz w:val="22"/>
+                <w:szCs w:val="22"/>
               </w:rPr>
               <w:instrText xml:space="preserve"> PAGEREF _Toc219190453 \h </w:instrText>
             </w:r>
@@ -104,12 +152,16 @@
               <w:rPr>
                 <w:noProof/>
                 <w:webHidden/>
-              </w:rPr>
-            </w:r>
-            <w:r>
-              <w:rPr>
-                <w:noProof/>
-                <w:webHidden/>
+                <w:sz w:val="22"/>
+                <w:szCs w:val="22"/>
+              </w:rPr>
+            </w:r>
+            <w:r>
+              <w:rPr>
+                <w:noProof/>
+                <w:webHidden/>
+                <w:sz w:val="22"/>
+                <w:szCs w:val="22"/>
               </w:rPr>
               <w:fldChar w:fldCharType="separate"/>
             </w:r>
@@ -117,6 +169,8 @@
               <w:rPr>
                 <w:noProof/>
                 <w:webHidden/>
+                <w:sz w:val="22"/>
+                <w:szCs w:val="22"/>
               </w:rPr>
               <w:t>1</w:t>
             </w:r>
@@ -124,6 +178,8 @@
               <w:rPr>
                 <w:noProof/>
                 <w:webHidden/>
+                <w:sz w:val="22"/>
+                <w:szCs w:val="22"/>
               </w:rPr>
               <w:fldChar w:fldCharType="end"/>
             </w:r>
@@ -137,6 +193,8 @@
             </w:tabs>
             <w:rPr>
               <w:noProof/>
+              <w:sz w:val="22"/>
+              <w:szCs w:val="22"/>
             </w:rPr>
           </w:pPr>
           <w:hyperlink w:anchor="_Toc219190454" w:history="1">
@@ -144,6 +202,8 @@
               <w:rPr>
                 <w:rStyle w:val="Hyperlink"/>
                 <w:noProof/>
+                <w:sz w:val="22"/>
+                <w:szCs w:val="22"/>
               </w:rPr>
               <w:t>Pipeline entrypoints</w:t>
             </w:r>
@@ -151,6 +211,8 @@
               <w:rPr>
                 <w:noProof/>
                 <w:webHidden/>
+                <w:sz w:val="22"/>
+                <w:szCs w:val="22"/>
               </w:rPr>
               <w:tab/>
             </w:r>
@@ -158,6 +220,8 @@
               <w:rPr>
                 <w:noProof/>
                 <w:webHidden/>
+                <w:sz w:val="22"/>
+                <w:szCs w:val="22"/>
               </w:rPr>
               <w:fldChar w:fldCharType="begin"/>
             </w:r>
@@ -165,6 +229,8 @@
               <w:rPr>
                 <w:noProof/>
                 <w:webHidden/>
+                <w:sz w:val="22"/>
+                <w:szCs w:val="22"/>
               </w:rPr>
               <w:instrText xml:space="preserve"> PAGEREF _Toc219190454 \h </w:instrText>
             </w:r>
@@ -172,12 +238,16 @@
               <w:rPr>
                 <w:noProof/>
                 <w:webHidden/>
-              </w:rPr>
-            </w:r>
-            <w:r>
-              <w:rPr>
-                <w:noProof/>
-                <w:webHidden/>
+                <w:sz w:val="22"/>
+                <w:szCs w:val="22"/>
+              </w:rPr>
+            </w:r>
+            <w:r>
+              <w:rPr>
+                <w:noProof/>
+                <w:webHidden/>
+                <w:sz w:val="22"/>
+                <w:szCs w:val="22"/>
               </w:rPr>
               <w:fldChar w:fldCharType="separate"/>
             </w:r>
@@ -185,6 +255,8 @@
               <w:rPr>
                 <w:noProof/>
                 <w:webHidden/>
+                <w:sz w:val="22"/>
+                <w:szCs w:val="22"/>
               </w:rPr>
               <w:t>1</w:t>
             </w:r>
@@ -192,6 +264,8 @@
               <w:rPr>
                 <w:noProof/>
                 <w:webHidden/>
+                <w:sz w:val="22"/>
+                <w:szCs w:val="22"/>
               </w:rPr>
               <w:fldChar w:fldCharType="end"/>
             </w:r>
@@ -205,6 +279,8 @@
             </w:tabs>
             <w:rPr>
               <w:noProof/>
+              <w:sz w:val="22"/>
+              <w:szCs w:val="22"/>
             </w:rPr>
           </w:pPr>
           <w:hyperlink w:anchor="_Toc219190455" w:history="1">
@@ -212,6 +288,8 @@
               <w:rPr>
                 <w:rStyle w:val="Hyperlink"/>
                 <w:noProof/>
+                <w:sz w:val="22"/>
+                <w:szCs w:val="22"/>
               </w:rPr>
               <w:t>Keep / archive matrix</w:t>
             </w:r>
@@ -219,6 +297,8 @@
               <w:rPr>
                 <w:noProof/>
                 <w:webHidden/>
+                <w:sz w:val="22"/>
+                <w:szCs w:val="22"/>
               </w:rPr>
               <w:tab/>
             </w:r>
@@ -226,6 +306,8 @@
               <w:rPr>
                 <w:noProof/>
                 <w:webHidden/>
+                <w:sz w:val="22"/>
+                <w:szCs w:val="22"/>
               </w:rPr>
               <w:fldChar w:fldCharType="begin"/>
             </w:r>
@@ -233,6 +315,8 @@
               <w:rPr>
                 <w:noProof/>
                 <w:webHidden/>
+                <w:sz w:val="22"/>
+                <w:szCs w:val="22"/>
               </w:rPr>
               <w:instrText xml:space="preserve"> PAGEREF _Toc219190455 \h </w:instrText>
             </w:r>
@@ -240,12 +324,16 @@
               <w:rPr>
                 <w:noProof/>
                 <w:webHidden/>
-              </w:rPr>
-            </w:r>
-            <w:r>
-              <w:rPr>
-                <w:noProof/>
-                <w:webHidden/>
+                <w:sz w:val="22"/>
+                <w:szCs w:val="22"/>
+              </w:rPr>
+            </w:r>
+            <w:r>
+              <w:rPr>
+                <w:noProof/>
+                <w:webHidden/>
+                <w:sz w:val="22"/>
+                <w:szCs w:val="22"/>
               </w:rPr>
               <w:fldChar w:fldCharType="separate"/>
             </w:r>
@@ -253,6 +341,8 @@
               <w:rPr>
                 <w:noProof/>
                 <w:webHidden/>
+                <w:sz w:val="22"/>
+                <w:szCs w:val="22"/>
               </w:rPr>
               <w:t>1</w:t>
             </w:r>
@@ -260,6 +350,8 @@
               <w:rPr>
                 <w:noProof/>
                 <w:webHidden/>
+                <w:sz w:val="22"/>
+                <w:szCs w:val="22"/>
               </w:rPr>
               <w:fldChar w:fldCharType="end"/>
             </w:r>
@@ -273,6 +365,8 @@
             </w:tabs>
             <w:rPr>
               <w:noProof/>
+              <w:sz w:val="22"/>
+              <w:szCs w:val="22"/>
             </w:rPr>
           </w:pPr>
           <w:hyperlink w:anchor="_Toc219190456" w:history="1">
@@ -280,6 +374,8 @@
               <w:rPr>
                 <w:rStyle w:val="Hyperlink"/>
                 <w:noProof/>
+                <w:sz w:val="22"/>
+                <w:szCs w:val="22"/>
               </w:rPr>
               <w:t>How to run (manual)</w:t>
             </w:r>
@@ -287,6 +383,8 @@
               <w:rPr>
                 <w:noProof/>
                 <w:webHidden/>
+                <w:sz w:val="22"/>
+                <w:szCs w:val="22"/>
               </w:rPr>
               <w:tab/>
             </w:r>
@@ -294,6 +392,8 @@
               <w:rPr>
                 <w:noProof/>
                 <w:webHidden/>
+                <w:sz w:val="22"/>
+                <w:szCs w:val="22"/>
               </w:rPr>
               <w:fldChar w:fldCharType="begin"/>
             </w:r>
@@ -301,6 +401,8 @@
               <w:rPr>
                 <w:noProof/>
                 <w:webHidden/>
+                <w:sz w:val="22"/>
+                <w:szCs w:val="22"/>
               </w:rPr>
               <w:instrText xml:space="preserve"> PAGEREF _Toc219190456 \h </w:instrText>
             </w:r>
@@ -308,12 +410,16 @@
               <w:rPr>
                 <w:noProof/>
                 <w:webHidden/>
-              </w:rPr>
-            </w:r>
-            <w:r>
-              <w:rPr>
-                <w:noProof/>
-                <w:webHidden/>
+                <w:sz w:val="22"/>
+                <w:szCs w:val="22"/>
+              </w:rPr>
+            </w:r>
+            <w:r>
+              <w:rPr>
+                <w:noProof/>
+                <w:webHidden/>
+                <w:sz w:val="22"/>
+                <w:szCs w:val="22"/>
               </w:rPr>
               <w:fldChar w:fldCharType="separate"/>
             </w:r>
@@ -321,6 +427,8 @@
               <w:rPr>
                 <w:noProof/>
                 <w:webHidden/>
+                <w:sz w:val="22"/>
+                <w:szCs w:val="22"/>
               </w:rPr>
               <w:t>1</w:t>
             </w:r>
@@ -328,6 +436,8 @@
               <w:rPr>
                 <w:noProof/>
                 <w:webHidden/>
+                <w:sz w:val="22"/>
+                <w:szCs w:val="22"/>
               </w:rPr>
               <w:fldChar w:fldCharType="end"/>
             </w:r>
@@ -341,6 +451,8 @@
             </w:tabs>
             <w:rPr>
               <w:noProof/>
+              <w:sz w:val="22"/>
+              <w:szCs w:val="22"/>
             </w:rPr>
           </w:pPr>
           <w:hyperlink w:anchor="_Toc219190457" w:history="1">
@@ -348,6 +460,8 @@
               <w:rPr>
                 <w:rStyle w:val="Hyperlink"/>
                 <w:noProof/>
+                <w:sz w:val="22"/>
+                <w:szCs w:val="22"/>
               </w:rPr>
               <w:t>Inputs / outputs per script</w:t>
             </w:r>
@@ -355,6 +469,8 @@
               <w:rPr>
                 <w:noProof/>
                 <w:webHidden/>
+                <w:sz w:val="22"/>
+                <w:szCs w:val="22"/>
               </w:rPr>
               <w:tab/>
             </w:r>
@@ -362,6 +478,8 @@
               <w:rPr>
                 <w:noProof/>
                 <w:webHidden/>
+                <w:sz w:val="22"/>
+                <w:szCs w:val="22"/>
               </w:rPr>
               <w:fldChar w:fldCharType="begin"/>
             </w:r>
@@ -369,6 +487,8 @@
               <w:rPr>
                 <w:noProof/>
                 <w:webHidden/>
+                <w:sz w:val="22"/>
+                <w:szCs w:val="22"/>
               </w:rPr>
               <w:instrText xml:space="preserve"> PAGEREF _Toc219190457 \h </w:instrText>
             </w:r>
@@ -376,12 +496,16 @@
               <w:rPr>
                 <w:noProof/>
                 <w:webHidden/>
-              </w:rPr>
-            </w:r>
-            <w:r>
-              <w:rPr>
-                <w:noProof/>
-                <w:webHidden/>
+                <w:sz w:val="22"/>
+                <w:szCs w:val="22"/>
+              </w:rPr>
+            </w:r>
+            <w:r>
+              <w:rPr>
+                <w:noProof/>
+                <w:webHidden/>
+                <w:sz w:val="22"/>
+                <w:szCs w:val="22"/>
               </w:rPr>
               <w:fldChar w:fldCharType="separate"/>
             </w:r>
@@ -389,6 +513,8 @@
               <w:rPr>
                 <w:noProof/>
                 <w:webHidden/>
+                <w:sz w:val="22"/>
+                <w:szCs w:val="22"/>
               </w:rPr>
               <w:t>1</w:t>
             </w:r>
@@ -396,6 +522,8 @@
               <w:rPr>
                 <w:noProof/>
                 <w:webHidden/>
+                <w:sz w:val="22"/>
+                <w:szCs w:val="22"/>
               </w:rPr>
               <w:fldChar w:fldCharType="end"/>
             </w:r>
@@ -409,6 +537,8 @@
             </w:tabs>
             <w:rPr>
               <w:noProof/>
+              <w:sz w:val="22"/>
+              <w:szCs w:val="22"/>
             </w:rPr>
           </w:pPr>
           <w:hyperlink w:anchor="_Toc219190458" w:history="1">
@@ -417,6 +547,8 @@
                 <w:rStyle w:val="Hyperlink"/>
                 <w:rFonts w:ascii="Consolas" w:hAnsi="Consolas"/>
                 <w:noProof/>
+                <w:sz w:val="22"/>
+                <w:szCs w:val="22"/>
               </w:rPr>
               <w:t>parse_txt_to_json.py</w:t>
             </w:r>
@@ -424,6 +556,8 @@
               <w:rPr>
                 <w:noProof/>
                 <w:webHidden/>
+                <w:sz w:val="22"/>
+                <w:szCs w:val="22"/>
               </w:rPr>
               <w:tab/>
             </w:r>
@@ -431,6 +565,8 @@
               <w:rPr>
                 <w:noProof/>
                 <w:webHidden/>
+                <w:sz w:val="22"/>
+                <w:szCs w:val="22"/>
               </w:rPr>
               <w:fldChar w:fldCharType="begin"/>
             </w:r>
@@ -438,6 +574,8 @@
               <w:rPr>
                 <w:noProof/>
                 <w:webHidden/>
+                <w:sz w:val="22"/>
+                <w:szCs w:val="22"/>
               </w:rPr>
               <w:instrText xml:space="preserve"> PAGEREF _Toc219190458 \h </w:instrText>
             </w:r>
@@ -445,12 +583,16 @@
               <w:rPr>
                 <w:noProof/>
                 <w:webHidden/>
-              </w:rPr>
-            </w:r>
-            <w:r>
-              <w:rPr>
-                <w:noProof/>
-                <w:webHidden/>
+                <w:sz w:val="22"/>
+                <w:szCs w:val="22"/>
+              </w:rPr>
+            </w:r>
+            <w:r>
+              <w:rPr>
+                <w:noProof/>
+                <w:webHidden/>
+                <w:sz w:val="22"/>
+                <w:szCs w:val="22"/>
               </w:rPr>
               <w:fldChar w:fldCharType="separate"/>
             </w:r>
@@ -458,6 +600,8 @@
               <w:rPr>
                 <w:noProof/>
                 <w:webHidden/>
+                <w:sz w:val="22"/>
+                <w:szCs w:val="22"/>
               </w:rPr>
               <w:t>1</w:t>
             </w:r>
@@ -465,6 +609,8 @@
               <w:rPr>
                 <w:noProof/>
                 <w:webHidden/>
+                <w:sz w:val="22"/>
+                <w:szCs w:val="22"/>
               </w:rPr>
               <w:fldChar w:fldCharType="end"/>
             </w:r>
@@ -478,6 +624,8 @@
             </w:tabs>
             <w:rPr>
               <w:noProof/>
+              <w:sz w:val="22"/>
+              <w:szCs w:val="22"/>
             </w:rPr>
           </w:pPr>
           <w:hyperlink w:anchor="_Toc219190459" w:history="1">
@@ -486,6 +634,8 @@
                 <w:rStyle w:val="Hyperlink"/>
                 <w:rFonts w:ascii="Consolas" w:hAnsi="Consolas"/>
                 <w:noProof/>
+                <w:sz w:val="22"/>
+                <w:szCs w:val="22"/>
               </w:rPr>
               <w:t>fetch_tmdb.py</w:t>
             </w:r>
@@ -493,6 +643,8 @@
               <w:rPr>
                 <w:noProof/>
                 <w:webHidden/>
+                <w:sz w:val="22"/>
+                <w:szCs w:val="22"/>
               </w:rPr>
               <w:tab/>
             </w:r>
@@ -500,6 +652,8 @@
               <w:rPr>
                 <w:noProof/>
                 <w:webHidden/>
+                <w:sz w:val="22"/>
+                <w:szCs w:val="22"/>
               </w:rPr>
               <w:fldChar w:fldCharType="begin"/>
             </w:r>
@@ -507,6 +661,8 @@
               <w:rPr>
                 <w:noProof/>
                 <w:webHidden/>
+                <w:sz w:val="22"/>
+                <w:szCs w:val="22"/>
               </w:rPr>
               <w:instrText xml:space="preserve"> PAGEREF _Toc219190459 \h </w:instrText>
             </w:r>
@@ -514,12 +670,16 @@
               <w:rPr>
                 <w:noProof/>
                 <w:webHidden/>
-              </w:rPr>
-            </w:r>
-            <w:r>
-              <w:rPr>
-                <w:noProof/>
-                <w:webHidden/>
+                <w:sz w:val="22"/>
+                <w:szCs w:val="22"/>
+              </w:rPr>
+            </w:r>
+            <w:r>
+              <w:rPr>
+                <w:noProof/>
+                <w:webHidden/>
+                <w:sz w:val="22"/>
+                <w:szCs w:val="22"/>
               </w:rPr>
               <w:fldChar w:fldCharType="separate"/>
             </w:r>
@@ -527,6 +687,8 @@
               <w:rPr>
                 <w:noProof/>
                 <w:webHidden/>
+                <w:sz w:val="22"/>
+                <w:szCs w:val="22"/>
               </w:rPr>
               <w:t>1</w:t>
             </w:r>
@@ -534,6 +696,8 @@
               <w:rPr>
                 <w:noProof/>
                 <w:webHidden/>
+                <w:sz w:val="22"/>
+                <w:szCs w:val="22"/>
               </w:rPr>
               <w:fldChar w:fldCharType="end"/>
             </w:r>
@@ -547,6 +711,8 @@
             </w:tabs>
             <w:rPr>
               <w:noProof/>
+              <w:sz w:val="22"/>
+              <w:szCs w:val="22"/>
             </w:rPr>
           </w:pPr>
           <w:hyperlink w:anchor="_Toc219190460" w:history="1">
@@ -555,6 +721,8 @@
                 <w:rStyle w:val="Hyperlink"/>
                 <w:rFonts w:ascii="Consolas" w:hAnsi="Consolas"/>
                 <w:noProof/>
+                <w:sz w:val="22"/>
+                <w:szCs w:val="22"/>
               </w:rPr>
               <w:t>fetch_trakt.py</w:t>
             </w:r>
@@ -562,6 +730,8 @@
               <w:rPr>
                 <w:noProof/>
                 <w:webHidden/>
+                <w:sz w:val="22"/>
+                <w:szCs w:val="22"/>
               </w:rPr>
               <w:tab/>
             </w:r>
@@ -569,6 +739,8 @@
               <w:rPr>
                 <w:noProof/>
                 <w:webHidden/>
+                <w:sz w:val="22"/>
+                <w:szCs w:val="22"/>
               </w:rPr>
               <w:fldChar w:fldCharType="begin"/>
             </w:r>
@@ -576,6 +748,8 @@
               <w:rPr>
                 <w:noProof/>
                 <w:webHidden/>
+                <w:sz w:val="22"/>
+                <w:szCs w:val="22"/>
               </w:rPr>
               <w:instrText xml:space="preserve"> PAGEREF _Toc219190460 \h </w:instrText>
             </w:r>
@@ -583,12 +757,16 @@
               <w:rPr>
                 <w:noProof/>
                 <w:webHidden/>
-              </w:rPr>
-            </w:r>
-            <w:r>
-              <w:rPr>
-                <w:noProof/>
-                <w:webHidden/>
+                <w:sz w:val="22"/>
+                <w:szCs w:val="22"/>
+              </w:rPr>
+            </w:r>
+            <w:r>
+              <w:rPr>
+                <w:noProof/>
+                <w:webHidden/>
+                <w:sz w:val="22"/>
+                <w:szCs w:val="22"/>
               </w:rPr>
               <w:fldChar w:fldCharType="separate"/>
             </w:r>
@@ -596,6 +774,8 @@
               <w:rPr>
                 <w:noProof/>
                 <w:webHidden/>
+                <w:sz w:val="22"/>
+                <w:szCs w:val="22"/>
               </w:rPr>
               <w:t>1</w:t>
             </w:r>
@@ -603,6 +783,8 @@
               <w:rPr>
                 <w:noProof/>
                 <w:webHidden/>
+                <w:sz w:val="22"/>
+                <w:szCs w:val="22"/>
               </w:rPr>
               <w:fldChar w:fldCharType="end"/>
             </w:r>
@@ -616,6 +798,8 @@
             </w:tabs>
             <w:rPr>
               <w:noProof/>
+              <w:sz w:val="22"/>
+              <w:szCs w:val="22"/>
             </w:rPr>
           </w:pPr>
           <w:hyperlink w:anchor="_Toc219190461" w:history="1">
@@ -624,6 +808,8 @@
                 <w:rStyle w:val="Hyperlink"/>
                 <w:rFonts w:ascii="Consolas" w:hAnsi="Consolas"/>
                 <w:noProof/>
+                <w:sz w:val="22"/>
+                <w:szCs w:val="22"/>
               </w:rPr>
               <w:t>trakt_sync_watch_state.py</w:t>
             </w:r>
@@ -631,6 +817,8 @@
               <w:rPr>
                 <w:noProof/>
                 <w:webHidden/>
+                <w:sz w:val="22"/>
+                <w:szCs w:val="22"/>
               </w:rPr>
               <w:tab/>
             </w:r>
@@ -638,6 +826,8 @@
               <w:rPr>
                 <w:noProof/>
                 <w:webHidden/>
+                <w:sz w:val="22"/>
+                <w:szCs w:val="22"/>
               </w:rPr>
               <w:fldChar w:fldCharType="begin"/>
             </w:r>
@@ -645,6 +835,8 @@
               <w:rPr>
                 <w:noProof/>
                 <w:webHidden/>
+                <w:sz w:val="22"/>
+                <w:szCs w:val="22"/>
               </w:rPr>
               <w:instrText xml:space="preserve"> PAGEREF _Toc219190461 \h </w:instrText>
             </w:r>
@@ -652,12 +844,16 @@
               <w:rPr>
                 <w:noProof/>
                 <w:webHidden/>
-              </w:rPr>
-            </w:r>
-            <w:r>
-              <w:rPr>
-                <w:noProof/>
-                <w:webHidden/>
+                <w:sz w:val="22"/>
+                <w:szCs w:val="22"/>
+              </w:rPr>
+            </w:r>
+            <w:r>
+              <w:rPr>
+                <w:noProof/>
+                <w:webHidden/>
+                <w:sz w:val="22"/>
+                <w:szCs w:val="22"/>
               </w:rPr>
               <w:fldChar w:fldCharType="separate"/>
             </w:r>
@@ -665,6 +861,8 @@
               <w:rPr>
                 <w:noProof/>
                 <w:webHidden/>
+                <w:sz w:val="22"/>
+                <w:szCs w:val="22"/>
               </w:rPr>
               <w:t>1</w:t>
             </w:r>
@@ -672,6 +870,8 @@
               <w:rPr>
                 <w:noProof/>
                 <w:webHidden/>
+                <w:sz w:val="22"/>
+                <w:szCs w:val="22"/>
               </w:rPr>
               <w:fldChar w:fldCharType="end"/>
             </w:r>
@@ -685,6 +885,8 @@
             </w:tabs>
             <w:rPr>
               <w:noProof/>
+              <w:sz w:val="22"/>
+              <w:szCs w:val="22"/>
             </w:rPr>
           </w:pPr>
           <w:hyperlink w:anchor="_Toc219190462" w:history="1">
@@ -693,6 +895,8 @@
                 <w:rStyle w:val="Hyperlink"/>
                 <w:rFonts w:ascii="Consolas" w:hAnsi="Consolas"/>
                 <w:noProof/>
+                <w:sz w:val="22"/>
+                <w:szCs w:val="22"/>
               </w:rPr>
               <w:t>sync_trakt.py</w:t>
             </w:r>
@@ -700,6 +904,8 @@
               <w:rPr>
                 <w:rStyle w:val="Hyperlink"/>
                 <w:noProof/>
+                <w:sz w:val="22"/>
+                <w:szCs w:val="22"/>
               </w:rPr>
               <w:t xml:space="preserve"> (legacy)</w:t>
             </w:r>
@@ -707,6 +913,8 @@
               <w:rPr>
                 <w:noProof/>
                 <w:webHidden/>
+                <w:sz w:val="22"/>
+                <w:szCs w:val="22"/>
               </w:rPr>
               <w:tab/>
             </w:r>
@@ -714,6 +922,8 @@
               <w:rPr>
                 <w:noProof/>
                 <w:webHidden/>
+                <w:sz w:val="22"/>
+                <w:szCs w:val="22"/>
               </w:rPr>
               <w:fldChar w:fldCharType="begin"/>
             </w:r>
@@ -721,6 +931,8 @@
               <w:rPr>
                 <w:noProof/>
                 <w:webHidden/>
+                <w:sz w:val="22"/>
+                <w:szCs w:val="22"/>
               </w:rPr>
               <w:instrText xml:space="preserve"> PAGEREF _Toc219190462 \h </w:instrText>
             </w:r>
@@ -728,12 +940,16 @@
               <w:rPr>
                 <w:noProof/>
                 <w:webHidden/>
-              </w:rPr>
-            </w:r>
-            <w:r>
-              <w:rPr>
-                <w:noProof/>
-                <w:webHidden/>
+                <w:sz w:val="22"/>
+                <w:szCs w:val="22"/>
+              </w:rPr>
+            </w:r>
+            <w:r>
+              <w:rPr>
+                <w:noProof/>
+                <w:webHidden/>
+                <w:sz w:val="22"/>
+                <w:szCs w:val="22"/>
               </w:rPr>
               <w:fldChar w:fldCharType="separate"/>
             </w:r>
@@ -741,6 +957,8 @@
               <w:rPr>
                 <w:noProof/>
                 <w:webHidden/>
+                <w:sz w:val="22"/>
+                <w:szCs w:val="22"/>
               </w:rPr>
               <w:t>1</w:t>
             </w:r>
@@ -748,6 +966,8 @@
               <w:rPr>
                 <w:noProof/>
                 <w:webHidden/>
+                <w:sz w:val="22"/>
+                <w:szCs w:val="22"/>
               </w:rPr>
               <w:fldChar w:fldCharType="end"/>
             </w:r>
@@ -761,6 +981,8 @@
             </w:tabs>
             <w:rPr>
               <w:noProof/>
+              <w:sz w:val="22"/>
+              <w:szCs w:val="22"/>
             </w:rPr>
           </w:pPr>
           <w:hyperlink w:anchor="_Toc219190463" w:history="1">
@@ -768,6 +990,8 @@
               <w:rPr>
                 <w:rStyle w:val="Hyperlink"/>
                 <w:noProof/>
+                <w:sz w:val="22"/>
+                <w:szCs w:val="22"/>
               </w:rPr>
               <w:t>Data coverage checklist (requested vs implemented)</w:t>
             </w:r>
@@ -775,6 +999,8 @@
               <w:rPr>
                 <w:noProof/>
                 <w:webHidden/>
+                <w:sz w:val="22"/>
+                <w:szCs w:val="22"/>
               </w:rPr>
               <w:tab/>
             </w:r>
@@ -782,6 +1008,8 @@
               <w:rPr>
                 <w:noProof/>
                 <w:webHidden/>
+                <w:sz w:val="22"/>
+                <w:szCs w:val="22"/>
               </w:rPr>
               <w:fldChar w:fldCharType="begin"/>
             </w:r>
@@ -789,6 +1017,8 @@
               <w:rPr>
                 <w:noProof/>
                 <w:webHidden/>
+                <w:sz w:val="22"/>
+                <w:szCs w:val="22"/>
               </w:rPr>
               <w:instrText xml:space="preserve"> PAGEREF _Toc219190463 \h </w:instrText>
             </w:r>
@@ -796,12 +1026,16 @@
               <w:rPr>
                 <w:noProof/>
                 <w:webHidden/>
-              </w:rPr>
-            </w:r>
-            <w:r>
-              <w:rPr>
-                <w:noProof/>
-                <w:webHidden/>
+                <w:sz w:val="22"/>
+                <w:szCs w:val="22"/>
+              </w:rPr>
+            </w:r>
+            <w:r>
+              <w:rPr>
+                <w:noProof/>
+                <w:webHidden/>
+                <w:sz w:val="22"/>
+                <w:szCs w:val="22"/>
               </w:rPr>
               <w:fldChar w:fldCharType="separate"/>
             </w:r>
@@ -809,6 +1043,8 @@
               <w:rPr>
                 <w:noProof/>
                 <w:webHidden/>
+                <w:sz w:val="22"/>
+                <w:szCs w:val="22"/>
               </w:rPr>
               <w:t>1</w:t>
             </w:r>
@@ -816,13 +1052,25 @@
               <w:rPr>
                 <w:noProof/>
                 <w:webHidden/>
+                <w:sz w:val="22"/>
+                <w:szCs w:val="22"/>
               </w:rPr>
               <w:fldChar w:fldCharType="end"/>
             </w:r>
           </w:hyperlink>
         </w:p>
         <w:p>
+          <w:pPr>
+            <w:rPr>
+              <w:sz w:val="22"/>
+              <w:szCs w:val="22"/>
+            </w:rPr>
+          </w:pPr>
           <w:r>
+            <w:rPr>
+              <w:sz w:val="22"/>
+              <w:szCs w:val="22"/>
+            </w:rPr>
             <w:fldChar w:fldCharType="end"/>
           </w:r>
         </w:p>
@@ -831,15 +1079,27 @@
     <w:p>
       <w:pPr>
         <w:pStyle w:val="BodyText"/>
+        <w:rPr>
+          <w:sz w:val="22"/>
+          <w:szCs w:val="22"/>
+        </w:rPr>
       </w:pPr>
     </w:p>
     <w:p>
       <w:pPr>
         <w:pStyle w:val="Heading2"/>
+        <w:rPr>
+          <w:sz w:val="24"/>
+          <w:szCs w:val="24"/>
+        </w:rPr>
       </w:pPr>
       <w:bookmarkStart w:id="2" w:name="pipeline-entrypoints"/>
       <w:bookmarkStart w:id="3" w:name="_Toc219190454"/>
       <w:r>
+        <w:rPr>
+          <w:sz w:val="24"/>
+          <w:szCs w:val="24"/>
+        </w:rPr>
         <w:t>Pipeline entrypoints</w:t>
       </w:r>
       <w:bookmarkEnd w:id="3"/>
@@ -851,10 +1111,10 @@
         <w:tblLook w:val="0020" w:firstRow="1" w:lastRow="0" w:firstColumn="0" w:lastColumn="0" w:noHBand="0" w:noVBand="0"/>
       </w:tblPr>
       <w:tblGrid>
-        <w:gridCol w:w="3872"/>
-        <w:gridCol w:w="2764"/>
-        <w:gridCol w:w="2432"/>
-        <w:gridCol w:w="1948"/>
+        <w:gridCol w:w="3845"/>
+        <w:gridCol w:w="2776"/>
+        <w:gridCol w:w="2426"/>
+        <w:gridCol w:w="1969"/>
       </w:tblGrid>
       <w:tr>
         <w:trPr>
@@ -868,8 +1128,16 @@
           <w:p>
             <w:pPr>
               <w:pStyle w:val="Compact"/>
-            </w:pPr>
-            <w:r>
+              <w:rPr>
+                <w:sz w:val="22"/>
+                <w:szCs w:val="22"/>
+              </w:rPr>
+            </w:pPr>
+            <w:r>
+              <w:rPr>
+                <w:sz w:val="22"/>
+                <w:szCs w:val="22"/>
+              </w:rPr>
               <w:t>Script</w:t>
             </w:r>
           </w:p>
@@ -881,8 +1149,16 @@
           <w:p>
             <w:pPr>
               <w:pStyle w:val="Compact"/>
-            </w:pPr>
-            <w:r>
+              <w:rPr>
+                <w:sz w:val="22"/>
+                <w:szCs w:val="22"/>
+              </w:rPr>
+            </w:pPr>
+            <w:r>
+              <w:rPr>
+                <w:sz w:val="22"/>
+                <w:szCs w:val="22"/>
+              </w:rPr>
               <w:t>Role</w:t>
             </w:r>
           </w:p>
@@ -894,8 +1170,16 @@
           <w:p>
             <w:pPr>
               <w:pStyle w:val="Compact"/>
-            </w:pPr>
-            <w:r>
+              <w:rPr>
+                <w:sz w:val="22"/>
+                <w:szCs w:val="22"/>
+              </w:rPr>
+            </w:pPr>
+            <w:r>
+              <w:rPr>
+                <w:sz w:val="22"/>
+                <w:szCs w:val="22"/>
+              </w:rPr>
               <w:t>Called by</w:t>
             </w:r>
           </w:p>
@@ -907,8 +1191,16 @@
           <w:p>
             <w:pPr>
               <w:pStyle w:val="Compact"/>
-            </w:pPr>
-            <w:r>
+              <w:rPr>
+                <w:sz w:val="22"/>
+                <w:szCs w:val="22"/>
+              </w:rPr>
+            </w:pPr>
+            <w:r>
+              <w:rPr>
+                <w:sz w:val="22"/>
+                <w:szCs w:val="22"/>
+              </w:rPr>
               <w:t>Typical use</w:t>
             </w:r>
           </w:p>
@@ -922,10 +1214,16 @@
           <w:p>
             <w:pPr>
               <w:pStyle w:val="Compact"/>
+              <w:rPr>
+                <w:sz w:val="22"/>
+                <w:szCs w:val="22"/>
+              </w:rPr>
             </w:pPr>
             <w:r>
               <w:rPr>
                 <w:rStyle w:val="VerbatimChar"/>
+                <w:sz w:val="20"/>
+                <w:szCs w:val="22"/>
               </w:rPr>
               <w:t>scripts/run_pipeline_full.py</w:t>
             </w:r>
@@ -938,8 +1236,16 @@
           <w:p>
             <w:pPr>
               <w:pStyle w:val="Compact"/>
-            </w:pPr>
-            <w:r>
+              <w:rPr>
+                <w:sz w:val="22"/>
+                <w:szCs w:val="22"/>
+              </w:rPr>
+            </w:pPr>
+            <w:r>
+              <w:rPr>
+                <w:sz w:val="22"/>
+                <w:szCs w:val="22"/>
+              </w:rPr>
               <w:t>Orchestrates: parse → TMDB → Trakt IDs → QA</w:t>
             </w:r>
           </w:p>
@@ -951,8 +1257,16 @@
           <w:p>
             <w:pPr>
               <w:pStyle w:val="Compact"/>
-            </w:pPr>
-            <w:r>
+              <w:rPr>
+                <w:sz w:val="22"/>
+                <w:szCs w:val="22"/>
+              </w:rPr>
+            </w:pPr>
+            <w:r>
+              <w:rPr>
+                <w:sz w:val="22"/>
+                <w:szCs w:val="22"/>
+              </w:rPr>
               <w:t>Manual (local)</w:t>
             </w:r>
           </w:p>
@@ -964,8 +1278,16 @@
           <w:p>
             <w:pPr>
               <w:pStyle w:val="Compact"/>
-            </w:pPr>
-            <w:r>
+              <w:rPr>
+                <w:sz w:val="22"/>
+                <w:szCs w:val="22"/>
+              </w:rPr>
+            </w:pPr>
+            <w:r>
+              <w:rPr>
+                <w:sz w:val="22"/>
+                <w:szCs w:val="22"/>
+              </w:rPr>
               <w:t>One command to run the full pipeline locally</w:t>
             </w:r>
           </w:p>
@@ -979,10 +1301,16 @@
           <w:p>
             <w:pPr>
               <w:pStyle w:val="Compact"/>
+              <w:rPr>
+                <w:sz w:val="22"/>
+                <w:szCs w:val="22"/>
+              </w:rPr>
             </w:pPr>
             <w:r>
               <w:rPr>
                 <w:rStyle w:val="VerbatimChar"/>
+                <w:sz w:val="20"/>
+                <w:szCs w:val="22"/>
               </w:rPr>
               <w:t>scripts/parse_txt_to_json.py</w:t>
             </w:r>
@@ -995,26 +1323,46 @@
           <w:p>
             <w:pPr>
               <w:pStyle w:val="Compact"/>
-            </w:pPr>
-            <w:r>
+              <w:rPr>
+                <w:sz w:val="22"/>
+                <w:szCs w:val="22"/>
+              </w:rPr>
+            </w:pPr>
+            <w:r>
+              <w:rPr>
+                <w:sz w:val="22"/>
+                <w:szCs w:val="22"/>
+              </w:rPr>
               <w:t xml:space="preserve">Parse </w:t>
             </w:r>
             <w:r>
               <w:rPr>
                 <w:rStyle w:val="VerbatimChar"/>
+                <w:sz w:val="20"/>
+                <w:szCs w:val="22"/>
               </w:rPr>
               <w:t>inputs/*.txt</w:t>
             </w:r>
             <w:r>
+              <w:rPr>
+                <w:sz w:val="22"/>
+                <w:szCs w:val="22"/>
+              </w:rPr>
               <w:t xml:space="preserve"> into </w:t>
             </w:r>
             <w:r>
               <w:rPr>
                 <w:rStyle w:val="VerbatimChar"/>
+                <w:sz w:val="20"/>
+                <w:szCs w:val="22"/>
               </w:rPr>
               <w:t>data/inputs_parsed.json</w:t>
             </w:r>
             <w:r>
+              <w:rPr>
+                <w:sz w:val="22"/>
+                <w:szCs w:val="22"/>
+              </w:rPr>
               <w:t xml:space="preserve"> (now de-dupes per list)</w:t>
             </w:r>
           </w:p>
@@ -1026,14 +1374,24 @@
           <w:p>
             <w:pPr>
               <w:pStyle w:val="Compact"/>
+              <w:rPr>
+                <w:sz w:val="22"/>
+                <w:szCs w:val="22"/>
+              </w:rPr>
             </w:pPr>
             <w:r>
               <w:rPr>
                 <w:rStyle w:val="VerbatimChar"/>
+                <w:sz w:val="20"/>
+                <w:szCs w:val="22"/>
               </w:rPr>
               <w:t>run_pipeline_full.py</w:t>
             </w:r>
             <w:r>
+              <w:rPr>
+                <w:sz w:val="22"/>
+                <w:szCs w:val="22"/>
+              </w:rPr>
               <w:t xml:space="preserve"> and GitHub Actions</w:t>
             </w:r>
           </w:p>
@@ -1045,8 +1403,16 @@
           <w:p>
             <w:pPr>
               <w:pStyle w:val="Compact"/>
-            </w:pPr>
-            <w:r>
+              <w:rPr>
+                <w:sz w:val="22"/>
+                <w:szCs w:val="22"/>
+              </w:rPr>
+            </w:pPr>
+            <w:r>
+              <w:rPr>
+                <w:sz w:val="22"/>
+                <w:szCs w:val="22"/>
+              </w:rPr>
               <w:t>Converts your human-edited lists into structured IDs</w:t>
             </w:r>
           </w:p>
@@ -1060,10 +1426,16 @@
           <w:p>
             <w:pPr>
               <w:pStyle w:val="Compact"/>
+              <w:rPr>
+                <w:sz w:val="22"/>
+                <w:szCs w:val="22"/>
+              </w:rPr>
             </w:pPr>
             <w:r>
               <w:rPr>
                 <w:rStyle w:val="VerbatimChar"/>
+                <w:sz w:val="20"/>
+                <w:szCs w:val="22"/>
               </w:rPr>
               <w:t>scripts/fetch_tmdb.py</w:t>
             </w:r>
@@ -1076,26 +1448,46 @@
           <w:p>
             <w:pPr>
               <w:pStyle w:val="Compact"/>
-            </w:pPr>
-            <w:r>
+              <w:rPr>
+                <w:sz w:val="22"/>
+                <w:szCs w:val="22"/>
+              </w:rPr>
+            </w:pPr>
+            <w:r>
+              <w:rPr>
+                <w:sz w:val="22"/>
+                <w:szCs w:val="22"/>
+              </w:rPr>
               <w:t xml:space="preserve">Build </w:t>
             </w:r>
             <w:r>
               <w:rPr>
                 <w:rStyle w:val="VerbatimChar"/>
+                <w:sz w:val="20"/>
+                <w:szCs w:val="22"/>
               </w:rPr>
               <w:t>data/data.json</w:t>
             </w:r>
             <w:r>
+              <w:rPr>
+                <w:sz w:val="22"/>
+                <w:szCs w:val="22"/>
+              </w:rPr>
               <w:t xml:space="preserve"> from TMDB + </w:t>
             </w:r>
             <w:r>
               <w:rPr>
                 <w:rStyle w:val="VerbatimChar"/>
+                <w:sz w:val="20"/>
+                <w:szCs w:val="22"/>
               </w:rPr>
               <w:t>web/config.json</w:t>
             </w:r>
             <w:r>
+              <w:rPr>
+                <w:sz w:val="22"/>
+                <w:szCs w:val="22"/>
+              </w:rPr>
               <w:t xml:space="preserve"> and compute image/link fields</w:t>
             </w:r>
           </w:p>
@@ -1107,14 +1499,24 @@
           <w:p>
             <w:pPr>
               <w:pStyle w:val="Compact"/>
+              <w:rPr>
+                <w:sz w:val="22"/>
+                <w:szCs w:val="22"/>
+              </w:rPr>
             </w:pPr>
             <w:r>
               <w:rPr>
                 <w:rStyle w:val="VerbatimChar"/>
+                <w:sz w:val="20"/>
+                <w:szCs w:val="22"/>
               </w:rPr>
               <w:t>run_pipeline_full.py</w:t>
             </w:r>
             <w:r>
+              <w:rPr>
+                <w:sz w:val="22"/>
+                <w:szCs w:val="22"/>
+              </w:rPr>
               <w:t xml:space="preserve"> and GitHub Actions</w:t>
             </w:r>
           </w:p>
@@ -1126,8 +1528,16 @@
           <w:p>
             <w:pPr>
               <w:pStyle w:val="Compact"/>
-            </w:pPr>
-            <w:r>
+              <w:rPr>
+                <w:sz w:val="22"/>
+                <w:szCs w:val="22"/>
+              </w:rPr>
+            </w:pPr>
+            <w:r>
+              <w:rPr>
+                <w:sz w:val="22"/>
+                <w:szCs w:val="22"/>
+              </w:rPr>
               <w:t>Generates the main dataset used by the UI</w:t>
             </w:r>
           </w:p>
@@ -1141,10 +1551,16 @@
           <w:p>
             <w:pPr>
               <w:pStyle w:val="Compact"/>
+              <w:rPr>
+                <w:sz w:val="22"/>
+                <w:szCs w:val="22"/>
+              </w:rPr>
             </w:pPr>
             <w:r>
               <w:rPr>
                 <w:rStyle w:val="VerbatimChar"/>
+                <w:sz w:val="20"/>
+                <w:szCs w:val="22"/>
               </w:rPr>
               <w:t>scripts/fetch_trakt.py</w:t>
             </w:r>
@@ -1157,13 +1573,23 @@
           <w:p>
             <w:pPr>
               <w:pStyle w:val="Compact"/>
-            </w:pPr>
-            <w:r>
+              <w:rPr>
+                <w:sz w:val="22"/>
+                <w:szCs w:val="22"/>
+              </w:rPr>
+            </w:pPr>
+            <w:r>
+              <w:rPr>
+                <w:sz w:val="22"/>
+                <w:szCs w:val="22"/>
+              </w:rPr>
               <w:t xml:space="preserve">Resolve Trakt IDs (movie/show) for items in </w:t>
             </w:r>
             <w:r>
               <w:rPr>
                 <w:rStyle w:val="VerbatimChar"/>
+                <w:sz w:val="20"/>
+                <w:szCs w:val="22"/>
               </w:rPr>
               <w:t>data/data.json</w:t>
             </w:r>
@@ -1176,14 +1602,24 @@
           <w:p>
             <w:pPr>
               <w:pStyle w:val="Compact"/>
+              <w:rPr>
+                <w:sz w:val="22"/>
+                <w:szCs w:val="22"/>
+              </w:rPr>
             </w:pPr>
             <w:r>
               <w:rPr>
                 <w:rStyle w:val="VerbatimChar"/>
+                <w:sz w:val="20"/>
+                <w:szCs w:val="22"/>
               </w:rPr>
               <w:t>run_pipeline_full.py</w:t>
             </w:r>
             <w:r>
+              <w:rPr>
+                <w:sz w:val="22"/>
+                <w:szCs w:val="22"/>
+              </w:rPr>
               <w:t xml:space="preserve"> and GitHub Actions</w:t>
             </w:r>
           </w:p>
@@ -1195,17 +1631,31 @@
           <w:p>
             <w:pPr>
               <w:pStyle w:val="Compact"/>
-            </w:pPr>
-            <w:r>
+              <w:rPr>
+                <w:sz w:val="22"/>
+                <w:szCs w:val="22"/>
+              </w:rPr>
+            </w:pPr>
+            <w:r>
+              <w:rPr>
+                <w:sz w:val="22"/>
+                <w:szCs w:val="22"/>
+              </w:rPr>
               <w:t xml:space="preserve">Ensures </w:t>
             </w:r>
             <w:r>
               <w:rPr>
                 <w:rStyle w:val="VerbatimChar"/>
+                <w:sz w:val="20"/>
+                <w:szCs w:val="22"/>
               </w:rPr>
               <w:t>trakt_id</w:t>
             </w:r>
             <w:r>
+              <w:rPr>
+                <w:sz w:val="22"/>
+                <w:szCs w:val="22"/>
+              </w:rPr>
               <w:t xml:space="preserve"> exists for sync mapping</w:t>
             </w:r>
           </w:p>
@@ -1219,10 +1669,16 @@
           <w:p>
             <w:pPr>
               <w:pStyle w:val="Compact"/>
+              <w:rPr>
+                <w:sz w:val="22"/>
+                <w:szCs w:val="22"/>
+              </w:rPr>
             </w:pPr>
             <w:r>
               <w:rPr>
                 <w:rStyle w:val="VerbatimChar"/>
+                <w:sz w:val="20"/>
+                <w:szCs w:val="22"/>
               </w:rPr>
               <w:t>scripts/trakt_sync_watch_state.py</w:t>
             </w:r>
@@ -1235,17 +1691,31 @@
           <w:p>
             <w:pPr>
               <w:pStyle w:val="Compact"/>
-            </w:pPr>
-            <w:r>
+              <w:rPr>
+                <w:sz w:val="22"/>
+                <w:szCs w:val="22"/>
+              </w:rPr>
+            </w:pPr>
+            <w:r>
+              <w:rPr>
+                <w:sz w:val="22"/>
+                <w:szCs w:val="22"/>
+              </w:rPr>
               <w:t xml:space="preserve">Pull Trakt user watch-state into </w:t>
             </w:r>
             <w:r>
               <w:rPr>
                 <w:rStyle w:val="VerbatimChar"/>
+                <w:sz w:val="20"/>
+                <w:szCs w:val="22"/>
               </w:rPr>
               <w:t>data/data.json</w:t>
             </w:r>
             <w:r>
+              <w:rPr>
+                <w:sz w:val="22"/>
+                <w:szCs w:val="22"/>
+              </w:rPr>
               <w:t xml:space="preserve"> (OAuth)</w:t>
             </w:r>
           </w:p>
@@ -1257,8 +1727,16 @@
           <w:p>
             <w:pPr>
               <w:pStyle w:val="Compact"/>
-            </w:pPr>
-            <w:r>
+              <w:rPr>
+                <w:sz w:val="22"/>
+                <w:szCs w:val="22"/>
+              </w:rPr>
+            </w:pPr>
+            <w:r>
+              <w:rPr>
+                <w:sz w:val="22"/>
+                <w:szCs w:val="22"/>
+              </w:rPr>
               <w:t>GitHub Actions (optional), manual</w:t>
             </w:r>
           </w:p>
@@ -1270,8 +1748,16 @@
           <w:p>
             <w:pPr>
               <w:pStyle w:val="Compact"/>
-            </w:pPr>
-            <w:r>
+              <w:rPr>
+                <w:sz w:val="22"/>
+                <w:szCs w:val="22"/>
+              </w:rPr>
+            </w:pPr>
+            <w:r>
+              <w:rPr>
+                <w:sz w:val="22"/>
+                <w:szCs w:val="22"/>
+              </w:rPr>
               <w:t>Populates watched/progress state (movies + episodes)</w:t>
             </w:r>
           </w:p>
@@ -1285,10 +1771,16 @@
           <w:p>
             <w:pPr>
               <w:pStyle w:val="Compact"/>
+              <w:rPr>
+                <w:sz w:val="22"/>
+                <w:szCs w:val="22"/>
+              </w:rPr>
             </w:pPr>
             <w:r>
               <w:rPr>
                 <w:rStyle w:val="VerbatimChar"/>
+                <w:sz w:val="20"/>
+                <w:szCs w:val="22"/>
               </w:rPr>
               <w:t>scripts/qa_missing_trakt_ids.py</w:t>
             </w:r>
@@ -1301,13 +1793,23 @@
           <w:p>
             <w:pPr>
               <w:pStyle w:val="Compact"/>
-            </w:pPr>
-            <w:r>
+              <w:rPr>
+                <w:sz w:val="22"/>
+                <w:szCs w:val="22"/>
+              </w:rPr>
+            </w:pPr>
+            <w:r>
+              <w:rPr>
+                <w:sz w:val="22"/>
+                <w:szCs w:val="22"/>
+              </w:rPr>
               <w:t xml:space="preserve">QA: items missing </w:t>
             </w:r>
             <w:r>
               <w:rPr>
                 <w:rStyle w:val="VerbatimChar"/>
+                <w:sz w:val="20"/>
+                <w:szCs w:val="22"/>
               </w:rPr>
               <w:t>trakt_id</w:t>
             </w:r>
@@ -1320,14 +1822,24 @@
           <w:p>
             <w:pPr>
               <w:pStyle w:val="Compact"/>
+              <w:rPr>
+                <w:sz w:val="22"/>
+                <w:szCs w:val="22"/>
+              </w:rPr>
             </w:pPr>
             <w:r>
               <w:rPr>
                 <w:rStyle w:val="VerbatimChar"/>
+                <w:sz w:val="20"/>
+                <w:szCs w:val="22"/>
               </w:rPr>
               <w:t>run_pipeline_full.py</w:t>
             </w:r>
             <w:r>
+              <w:rPr>
+                <w:sz w:val="22"/>
+                <w:szCs w:val="22"/>
+              </w:rPr>
               <w:t xml:space="preserve"> and GitHub Actions</w:t>
             </w:r>
           </w:p>
@@ -1339,8 +1851,16 @@
           <w:p>
             <w:pPr>
               <w:pStyle w:val="Compact"/>
-            </w:pPr>
-            <w:r>
+              <w:rPr>
+                <w:sz w:val="22"/>
+                <w:szCs w:val="22"/>
+              </w:rPr>
+            </w:pPr>
+            <w:r>
+              <w:rPr>
+                <w:sz w:val="22"/>
+                <w:szCs w:val="22"/>
+              </w:rPr>
               <w:t>Validates Trakt ID coverage</w:t>
             </w:r>
           </w:p>
@@ -1354,12 +1874,17 @@
           <w:p>
             <w:pPr>
               <w:pStyle w:val="Compact"/>
+              <w:rPr>
+                <w:sz w:val="22"/>
+                <w:szCs w:val="22"/>
+              </w:rPr>
             </w:pPr>
             <w:r>
               <w:rPr>
                 <w:rStyle w:val="VerbatimChar"/>
-              </w:rPr>
-              <w:lastRenderedPageBreak/>
+                <w:sz w:val="20"/>
+                <w:szCs w:val="22"/>
+              </w:rPr>
               <w:t>scripts/qa_pipeline_integrity.py</w:t>
             </w:r>
           </w:p>
@@ -1371,13 +1896,23 @@
           <w:p>
             <w:pPr>
               <w:pStyle w:val="Compact"/>
-            </w:pPr>
-            <w:r>
+              <w:rPr>
+                <w:sz w:val="22"/>
+                <w:szCs w:val="22"/>
+              </w:rPr>
+            </w:pPr>
+            <w:r>
+              <w:rPr>
+                <w:sz w:val="22"/>
+                <w:szCs w:val="22"/>
+              </w:rPr>
               <w:t xml:space="preserve">QA: integrity checks for </w:t>
             </w:r>
             <w:r>
               <w:rPr>
                 <w:rStyle w:val="VerbatimChar"/>
+                <w:sz w:val="20"/>
+                <w:szCs w:val="22"/>
               </w:rPr>
               <w:t>data/data.json</w:t>
             </w:r>
@@ -1390,14 +1925,24 @@
           <w:p>
             <w:pPr>
               <w:pStyle w:val="Compact"/>
+              <w:rPr>
+                <w:sz w:val="22"/>
+                <w:szCs w:val="22"/>
+              </w:rPr>
             </w:pPr>
             <w:r>
               <w:rPr>
                 <w:rStyle w:val="VerbatimChar"/>
+                <w:sz w:val="20"/>
+                <w:szCs w:val="22"/>
               </w:rPr>
               <w:t>run_pipeline_full.py</w:t>
             </w:r>
             <w:r>
+              <w:rPr>
+                <w:sz w:val="22"/>
+                <w:szCs w:val="22"/>
+              </w:rPr>
               <w:t xml:space="preserve"> and GitHub Actions</w:t>
             </w:r>
           </w:p>
@@ -1409,8 +1954,16 @@
           <w:p>
             <w:pPr>
               <w:pStyle w:val="Compact"/>
-            </w:pPr>
-            <w:r>
+              <w:rPr>
+                <w:sz w:val="22"/>
+                <w:szCs w:val="22"/>
+              </w:rPr>
+            </w:pPr>
+            <w:r>
+              <w:rPr>
+                <w:sz w:val="22"/>
+                <w:szCs w:val="22"/>
+              </w:rPr>
               <w:t>Detect schema/field issues early</w:t>
             </w:r>
           </w:p>
@@ -1418,7 +1971,17 @@
       </w:tr>
     </w:tbl>
     <w:p>
+      <w:pPr>
+        <w:rPr>
+          <w:sz w:val="22"/>
+          <w:szCs w:val="22"/>
+        </w:rPr>
+      </w:pPr>
       <w:r>
+        <w:rPr>
+          <w:sz w:val="22"/>
+          <w:szCs w:val="22"/>
+        </w:rPr>
         <w:pict w14:anchorId="6CFF9918">
           <v:rect id="_x0000_i1041" style="width:0;height:1.5pt" o:hralign="center" o:hrstd="t" o:hr="t"/>
         </w:pict>
@@ -1427,11 +1990,20 @@
     <w:p>
       <w:pPr>
         <w:pStyle w:val="Heading2"/>
+        <w:rPr>
+          <w:sz w:val="24"/>
+          <w:szCs w:val="24"/>
+        </w:rPr>
       </w:pPr>
       <w:bookmarkStart w:id="4" w:name="keep--archive-matrix"/>
       <w:bookmarkStart w:id="5" w:name="_Toc219190455"/>
       <w:bookmarkEnd w:id="2"/>
       <w:r>
+        <w:rPr>
+          <w:sz w:val="24"/>
+          <w:szCs w:val="24"/>
+        </w:rPr>
+        <w:lastRenderedPageBreak/>
         <w:t>Keep / archive matrix</w:t>
       </w:r>
       <w:bookmarkEnd w:id="5"/>
@@ -1443,9 +2015,9 @@
         <w:tblLook w:val="0020" w:firstRow="1" w:lastRow="0" w:firstColumn="0" w:lastColumn="0" w:noHBand="0" w:noVBand="0"/>
       </w:tblPr>
       <w:tblGrid>
-        <w:gridCol w:w="3240"/>
-        <w:gridCol w:w="1451"/>
-        <w:gridCol w:w="6044"/>
+        <w:gridCol w:w="2966"/>
+        <w:gridCol w:w="1348"/>
+        <w:gridCol w:w="5559"/>
       </w:tblGrid>
       <w:tr>
         <w:trPr>
@@ -1459,8 +2031,16 @@
           <w:p>
             <w:pPr>
               <w:pStyle w:val="Compact"/>
-            </w:pPr>
-            <w:r>
+              <w:rPr>
+                <w:sz w:val="22"/>
+                <w:szCs w:val="22"/>
+              </w:rPr>
+            </w:pPr>
+            <w:r>
+              <w:rPr>
+                <w:sz w:val="22"/>
+                <w:szCs w:val="22"/>
+              </w:rPr>
               <w:t>Script</w:t>
             </w:r>
           </w:p>
@@ -1472,8 +2052,16 @@
           <w:p>
             <w:pPr>
               <w:pStyle w:val="Compact"/>
-            </w:pPr>
-            <w:r>
+              <w:rPr>
+                <w:sz w:val="22"/>
+                <w:szCs w:val="22"/>
+              </w:rPr>
+            </w:pPr>
+            <w:r>
+              <w:rPr>
+                <w:sz w:val="22"/>
+                <w:szCs w:val="22"/>
+              </w:rPr>
               <w:t>Keep?</w:t>
             </w:r>
           </w:p>
@@ -1485,8 +2073,16 @@
           <w:p>
             <w:pPr>
               <w:pStyle w:val="Compact"/>
-            </w:pPr>
-            <w:r>
+              <w:rPr>
+                <w:sz w:val="22"/>
+                <w:szCs w:val="22"/>
+              </w:rPr>
+            </w:pPr>
+            <w:r>
+              <w:rPr>
+                <w:sz w:val="22"/>
+                <w:szCs w:val="22"/>
+              </w:rPr>
               <w:t>Why</w:t>
             </w:r>
           </w:p>
@@ -1500,10 +2096,16 @@
           <w:p>
             <w:pPr>
               <w:pStyle w:val="Compact"/>
+              <w:rPr>
+                <w:sz w:val="22"/>
+                <w:szCs w:val="22"/>
+              </w:rPr>
             </w:pPr>
             <w:r>
               <w:rPr>
                 <w:rStyle w:val="VerbatimChar"/>
+                <w:sz w:val="20"/>
+                <w:szCs w:val="22"/>
               </w:rPr>
               <w:t>run_pipeline_full.py</w:t>
             </w:r>
@@ -1516,8 +2118,16 @@
           <w:p>
             <w:pPr>
               <w:pStyle w:val="Compact"/>
-            </w:pPr>
-            <w:r>
+              <w:rPr>
+                <w:sz w:val="22"/>
+                <w:szCs w:val="22"/>
+              </w:rPr>
+            </w:pPr>
+            <w:r>
+              <w:rPr>
+                <w:sz w:val="22"/>
+                <w:szCs w:val="22"/>
+              </w:rPr>
               <w:t>✅</w:t>
             </w:r>
           </w:p>
@@ -1529,8 +2139,16 @@
           <w:p>
             <w:pPr>
               <w:pStyle w:val="Compact"/>
-            </w:pPr>
-            <w:r>
+              <w:rPr>
+                <w:sz w:val="22"/>
+                <w:szCs w:val="22"/>
+              </w:rPr>
+            </w:pPr>
+            <w:r>
+              <w:rPr>
+                <w:sz w:val="22"/>
+                <w:szCs w:val="22"/>
+              </w:rPr>
               <w:t>canonical local runner</w:t>
             </w:r>
           </w:p>
@@ -1544,10 +2162,16 @@
           <w:p>
             <w:pPr>
               <w:pStyle w:val="Compact"/>
+              <w:rPr>
+                <w:sz w:val="22"/>
+                <w:szCs w:val="22"/>
+              </w:rPr>
             </w:pPr>
             <w:r>
               <w:rPr>
                 <w:rStyle w:val="VerbatimChar"/>
+                <w:sz w:val="20"/>
+                <w:szCs w:val="22"/>
               </w:rPr>
               <w:t>parse_txt_to_json.py</w:t>
             </w:r>
@@ -1560,8 +2184,16 @@
           <w:p>
             <w:pPr>
               <w:pStyle w:val="Compact"/>
-            </w:pPr>
-            <w:r>
+              <w:rPr>
+                <w:sz w:val="22"/>
+                <w:szCs w:val="22"/>
+              </w:rPr>
+            </w:pPr>
+            <w:r>
+              <w:rPr>
+                <w:sz w:val="22"/>
+                <w:szCs w:val="22"/>
+              </w:rPr>
               <w:t>✅</w:t>
             </w:r>
           </w:p>
@@ -1573,8 +2205,16 @@
           <w:p>
             <w:pPr>
               <w:pStyle w:val="Compact"/>
-            </w:pPr>
-            <w:r>
+              <w:rPr>
+                <w:sz w:val="22"/>
+                <w:szCs w:val="22"/>
+              </w:rPr>
+            </w:pPr>
+            <w:r>
+              <w:rPr>
+                <w:sz w:val="22"/>
+                <w:szCs w:val="22"/>
+              </w:rPr>
               <w:t>canonical TXT → JSON input parser</w:t>
             </w:r>
           </w:p>
@@ -1588,10 +2228,16 @@
           <w:p>
             <w:pPr>
               <w:pStyle w:val="Compact"/>
+              <w:rPr>
+                <w:sz w:val="22"/>
+                <w:szCs w:val="22"/>
+              </w:rPr>
             </w:pPr>
             <w:r>
               <w:rPr>
                 <w:rStyle w:val="VerbatimChar"/>
+                <w:sz w:val="20"/>
+                <w:szCs w:val="22"/>
               </w:rPr>
               <w:t>fetch_tmdb.py</w:t>
             </w:r>
@@ -1604,8 +2250,16 @@
           <w:p>
             <w:pPr>
               <w:pStyle w:val="Compact"/>
-            </w:pPr>
-            <w:r>
+              <w:rPr>
+                <w:sz w:val="22"/>
+                <w:szCs w:val="22"/>
+              </w:rPr>
+            </w:pPr>
+            <w:r>
+              <w:rPr>
+                <w:sz w:val="22"/>
+                <w:szCs w:val="22"/>
+              </w:rPr>
               <w:t>✅</w:t>
             </w:r>
           </w:p>
@@ -1617,8 +2271,16 @@
           <w:p>
             <w:pPr>
               <w:pStyle w:val="Compact"/>
-            </w:pPr>
-            <w:r>
+              <w:rPr>
+                <w:sz w:val="22"/>
+                <w:szCs w:val="22"/>
+              </w:rPr>
+            </w:pPr>
+            <w:r>
+              <w:rPr>
+                <w:sz w:val="22"/>
+                <w:szCs w:val="22"/>
+              </w:rPr>
               <w:t>canonical TMDB dataset builder</w:t>
             </w:r>
           </w:p>
@@ -1632,10 +2294,16 @@
           <w:p>
             <w:pPr>
               <w:pStyle w:val="Compact"/>
+              <w:rPr>
+                <w:sz w:val="22"/>
+                <w:szCs w:val="22"/>
+              </w:rPr>
             </w:pPr>
             <w:r>
               <w:rPr>
                 <w:rStyle w:val="VerbatimChar"/>
+                <w:sz w:val="20"/>
+                <w:szCs w:val="22"/>
               </w:rPr>
               <w:t>fetch_trakt.py</w:t>
             </w:r>
@@ -1648,8 +2316,16 @@
           <w:p>
             <w:pPr>
               <w:pStyle w:val="Compact"/>
-            </w:pPr>
-            <w:r>
+              <w:rPr>
+                <w:sz w:val="22"/>
+                <w:szCs w:val="22"/>
+              </w:rPr>
+            </w:pPr>
+            <w:r>
+              <w:rPr>
+                <w:sz w:val="22"/>
+                <w:szCs w:val="22"/>
+              </w:rPr>
               <w:t>✅</w:t>
             </w:r>
           </w:p>
@@ -1661,8 +2337,16 @@
           <w:p>
             <w:pPr>
               <w:pStyle w:val="Compact"/>
-            </w:pPr>
-            <w:r>
+              <w:rPr>
+                <w:sz w:val="22"/>
+                <w:szCs w:val="22"/>
+              </w:rPr>
+            </w:pPr>
+            <w:r>
+              <w:rPr>
+                <w:sz w:val="22"/>
+                <w:szCs w:val="22"/>
+              </w:rPr>
               <w:t>canonical Trakt ID resolver</w:t>
             </w:r>
           </w:p>
@@ -1676,10 +2360,16 @@
           <w:p>
             <w:pPr>
               <w:pStyle w:val="Compact"/>
+              <w:rPr>
+                <w:sz w:val="22"/>
+                <w:szCs w:val="22"/>
+              </w:rPr>
             </w:pPr>
             <w:r>
               <w:rPr>
                 <w:rStyle w:val="VerbatimChar"/>
+                <w:sz w:val="20"/>
+                <w:szCs w:val="22"/>
               </w:rPr>
               <w:t>trakt_sync_watch_state.py</w:t>
             </w:r>
@@ -1692,8 +2382,16 @@
           <w:p>
             <w:pPr>
               <w:pStyle w:val="Compact"/>
-            </w:pPr>
-            <w:r>
+              <w:rPr>
+                <w:sz w:val="22"/>
+                <w:szCs w:val="22"/>
+              </w:rPr>
+            </w:pPr>
+            <w:r>
+              <w:rPr>
+                <w:sz w:val="22"/>
+                <w:szCs w:val="22"/>
+              </w:rPr>
               <w:t>✅</w:t>
             </w:r>
           </w:p>
@@ -1705,8 +2403,16 @@
           <w:p>
             <w:pPr>
               <w:pStyle w:val="Compact"/>
-            </w:pPr>
-            <w:r>
+              <w:rPr>
+                <w:sz w:val="22"/>
+                <w:szCs w:val="22"/>
+              </w:rPr>
+            </w:pPr>
+            <w:r>
+              <w:rPr>
+                <w:sz w:val="22"/>
+                <w:szCs w:val="22"/>
+              </w:rPr>
               <w:t>canonical Trakt watched/progress pull (user state)</w:t>
             </w:r>
           </w:p>
@@ -1720,10 +2426,16 @@
           <w:p>
             <w:pPr>
               <w:pStyle w:val="Compact"/>
+              <w:rPr>
+                <w:sz w:val="22"/>
+                <w:szCs w:val="22"/>
+              </w:rPr>
             </w:pPr>
             <w:r>
               <w:rPr>
                 <w:rStyle w:val="VerbatimChar"/>
+                <w:sz w:val="20"/>
+                <w:szCs w:val="22"/>
               </w:rPr>
               <w:t>qa_missing_trakt_ids.py</w:t>
             </w:r>
@@ -1736,8 +2448,16 @@
           <w:p>
             <w:pPr>
               <w:pStyle w:val="Compact"/>
-            </w:pPr>
-            <w:r>
+              <w:rPr>
+                <w:sz w:val="22"/>
+                <w:szCs w:val="22"/>
+              </w:rPr>
+            </w:pPr>
+            <w:r>
+              <w:rPr>
+                <w:sz w:val="22"/>
+                <w:szCs w:val="22"/>
+              </w:rPr>
               <w:t>✅</w:t>
             </w:r>
           </w:p>
@@ -1749,8 +2469,16 @@
           <w:p>
             <w:pPr>
               <w:pStyle w:val="Compact"/>
-            </w:pPr>
-            <w:r>
+              <w:rPr>
+                <w:sz w:val="22"/>
+                <w:szCs w:val="22"/>
+              </w:rPr>
+            </w:pPr>
+            <w:r>
+              <w:rPr>
+                <w:sz w:val="22"/>
+                <w:szCs w:val="22"/>
+              </w:rPr>
               <w:t>needed guardrail</w:t>
             </w:r>
           </w:p>
@@ -1764,10 +2492,16 @@
           <w:p>
             <w:pPr>
               <w:pStyle w:val="Compact"/>
+              <w:rPr>
+                <w:sz w:val="22"/>
+                <w:szCs w:val="22"/>
+              </w:rPr>
             </w:pPr>
             <w:r>
               <w:rPr>
                 <w:rStyle w:val="VerbatimChar"/>
+                <w:sz w:val="20"/>
+                <w:szCs w:val="22"/>
               </w:rPr>
               <w:t>qa_pipeline_integrity.py</w:t>
             </w:r>
@@ -1780,8 +2514,16 @@
           <w:p>
             <w:pPr>
               <w:pStyle w:val="Compact"/>
-            </w:pPr>
-            <w:r>
+              <w:rPr>
+                <w:sz w:val="22"/>
+                <w:szCs w:val="22"/>
+              </w:rPr>
+            </w:pPr>
+            <w:r>
+              <w:rPr>
+                <w:sz w:val="22"/>
+                <w:szCs w:val="22"/>
+              </w:rPr>
               <w:t>✅</w:t>
             </w:r>
           </w:p>
@@ -1793,8 +2535,16 @@
           <w:p>
             <w:pPr>
               <w:pStyle w:val="Compact"/>
-            </w:pPr>
-            <w:r>
+              <w:rPr>
+                <w:sz w:val="22"/>
+                <w:szCs w:val="22"/>
+              </w:rPr>
+            </w:pPr>
+            <w:r>
+              <w:rPr>
+                <w:sz w:val="22"/>
+                <w:szCs w:val="22"/>
+              </w:rPr>
               <w:t>needed guardrail</w:t>
             </w:r>
           </w:p>
@@ -1808,10 +2558,16 @@
           <w:p>
             <w:pPr>
               <w:pStyle w:val="Compact"/>
+              <w:rPr>
+                <w:sz w:val="22"/>
+                <w:szCs w:val="22"/>
+              </w:rPr>
             </w:pPr>
             <w:r>
               <w:rPr>
                 <w:rStyle w:val="VerbatimChar"/>
+                <w:sz w:val="20"/>
+                <w:szCs w:val="22"/>
               </w:rPr>
               <w:t>sync_trakt.py</w:t>
             </w:r>
@@ -1824,8 +2580,16 @@
           <w:p>
             <w:pPr>
               <w:pStyle w:val="Compact"/>
-            </w:pPr>
-            <w:r>
+              <w:rPr>
+                <w:sz w:val="22"/>
+                <w:szCs w:val="22"/>
+              </w:rPr>
+            </w:pPr>
+            <w:r>
+              <w:rPr>
+                <w:sz w:val="22"/>
+                <w:szCs w:val="22"/>
+              </w:rPr>
               <w:t>🟨 archive</w:t>
             </w:r>
           </w:p>
@@ -1837,28 +2601,48 @@
           <w:p>
             <w:pPr>
               <w:pStyle w:val="Compact"/>
-            </w:pPr>
-            <w:r>
+              <w:rPr>
+                <w:sz w:val="22"/>
+                <w:szCs w:val="22"/>
+              </w:rPr>
+            </w:pPr>
+            <w:r>
+              <w:rPr>
+                <w:sz w:val="22"/>
+                <w:szCs w:val="22"/>
+              </w:rPr>
               <w:t xml:space="preserve">wrapper only; does </w:t>
             </w:r>
             <w:r>
               <w:rPr>
                 <w:b/>
                 <w:bCs/>
+                <w:sz w:val="22"/>
+                <w:szCs w:val="22"/>
               </w:rPr>
               <w:t>not</w:t>
             </w:r>
             <w:r>
+              <w:rPr>
+                <w:sz w:val="22"/>
+                <w:szCs w:val="22"/>
+              </w:rPr>
               <w:t xml:space="preserve"> sync </w:t>
             </w:r>
             <w:r>
               <w:rPr>
                 <w:i/>
                 <w:iCs/>
+                <w:sz w:val="22"/>
+                <w:szCs w:val="22"/>
               </w:rPr>
               <w:t>to</w:t>
             </w:r>
             <w:r>
+              <w:rPr>
+                <w:sz w:val="22"/>
+                <w:szCs w:val="22"/>
+              </w:rPr>
               <w:t xml:space="preserve"> Trakt</w:t>
             </w:r>
           </w:p>
@@ -1872,10 +2656,16 @@
           <w:p>
             <w:pPr>
               <w:pStyle w:val="Compact"/>
+              <w:rPr>
+                <w:sz w:val="22"/>
+                <w:szCs w:val="22"/>
+              </w:rPr>
             </w:pPr>
             <w:r>
               <w:rPr>
                 <w:rStyle w:val="VerbatimChar"/>
+                <w:sz w:val="20"/>
+                <w:szCs w:val="22"/>
               </w:rPr>
               <w:t>fetch_tvmaze.py</w:t>
             </w:r>
@@ -1888,8 +2678,16 @@
           <w:p>
             <w:pPr>
               <w:pStyle w:val="Compact"/>
-            </w:pPr>
-            <w:r>
+              <w:rPr>
+                <w:sz w:val="22"/>
+                <w:szCs w:val="22"/>
+              </w:rPr>
+            </w:pPr>
+            <w:r>
+              <w:rPr>
+                <w:sz w:val="22"/>
+                <w:szCs w:val="22"/>
+              </w:rPr>
               <w:t>🟨 optional</w:t>
             </w:r>
           </w:p>
@@ -1901,8 +2699,16 @@
           <w:p>
             <w:pPr>
               <w:pStyle w:val="Compact"/>
-            </w:pPr>
-            <w:r>
+              <w:rPr>
+                <w:sz w:val="22"/>
+                <w:szCs w:val="22"/>
+              </w:rPr>
+            </w:pPr>
+            <w:r>
+              <w:rPr>
+                <w:sz w:val="22"/>
+                <w:szCs w:val="22"/>
+              </w:rPr>
               <w:t>only needed when you start using TVMaze IDs in UI/data</w:t>
             </w:r>
           </w:p>
@@ -1910,7 +2716,17 @@
       </w:tr>
     </w:tbl>
     <w:p>
+      <w:pPr>
+        <w:rPr>
+          <w:sz w:val="22"/>
+          <w:szCs w:val="22"/>
+        </w:rPr>
+      </w:pPr>
       <w:r>
+        <w:rPr>
+          <w:sz w:val="22"/>
+          <w:szCs w:val="22"/>
+        </w:rPr>
         <w:pict w14:anchorId="24A12D53">
           <v:rect id="_x0000_i1042" style="width:0;height:1.5pt" o:hralign="center" o:hrstd="t" o:hr="t"/>
         </w:pict>
@@ -1919,11 +2735,19 @@
     <w:p>
       <w:pPr>
         <w:pStyle w:val="Heading2"/>
+        <w:rPr>
+          <w:sz w:val="24"/>
+          <w:szCs w:val="24"/>
+        </w:rPr>
       </w:pPr>
       <w:bookmarkStart w:id="6" w:name="how-to-run-manual"/>
       <w:bookmarkStart w:id="7" w:name="_Toc219190456"/>
       <w:bookmarkEnd w:id="4"/>
       <w:r>
+        <w:rPr>
+          <w:sz w:val="24"/>
+          <w:szCs w:val="24"/>
+        </w:rPr>
         <w:t>How to run (manual)</w:t>
       </w:r>
       <w:bookmarkEnd w:id="7"/>
@@ -1935,9 +2759,9 @@
         <w:tblLook w:val="0020" w:firstRow="1" w:lastRow="0" w:firstColumn="0" w:lastColumn="0" w:noHBand="0" w:noVBand="0"/>
       </w:tblPr>
       <w:tblGrid>
-        <w:gridCol w:w="1476"/>
-        <w:gridCol w:w="4481"/>
-        <w:gridCol w:w="5059"/>
+        <w:gridCol w:w="1567"/>
+        <w:gridCol w:w="4216"/>
+        <w:gridCol w:w="5233"/>
       </w:tblGrid>
       <w:tr>
         <w:trPr>
@@ -1951,8 +2775,16 @@
           <w:p>
             <w:pPr>
               <w:pStyle w:val="Compact"/>
-            </w:pPr>
-            <w:r>
+              <w:rPr>
+                <w:sz w:val="22"/>
+                <w:szCs w:val="22"/>
+              </w:rPr>
+            </w:pPr>
+            <w:r>
+              <w:rPr>
+                <w:sz w:val="22"/>
+                <w:szCs w:val="22"/>
+              </w:rPr>
               <w:t>Goal</w:t>
             </w:r>
           </w:p>
@@ -1964,8 +2796,16 @@
           <w:p>
             <w:pPr>
               <w:pStyle w:val="Compact"/>
-            </w:pPr>
-            <w:r>
+              <w:rPr>
+                <w:sz w:val="22"/>
+                <w:szCs w:val="22"/>
+              </w:rPr>
+            </w:pPr>
+            <w:r>
+              <w:rPr>
+                <w:sz w:val="22"/>
+                <w:szCs w:val="22"/>
+              </w:rPr>
               <w:t>Command</w:t>
             </w:r>
           </w:p>
@@ -1977,8 +2817,16 @@
           <w:p>
             <w:pPr>
               <w:pStyle w:val="Compact"/>
-            </w:pPr>
-            <w:r>
+              <w:rPr>
+                <w:sz w:val="22"/>
+                <w:szCs w:val="22"/>
+              </w:rPr>
+            </w:pPr>
+            <w:r>
+              <w:rPr>
+                <w:sz w:val="22"/>
+                <w:szCs w:val="22"/>
+              </w:rPr>
               <w:t>Outputs</w:t>
             </w:r>
           </w:p>
@@ -1992,8 +2840,16 @@
           <w:p>
             <w:pPr>
               <w:pStyle w:val="Compact"/>
-            </w:pPr>
-            <w:r>
+              <w:rPr>
+                <w:sz w:val="22"/>
+                <w:szCs w:val="22"/>
+              </w:rPr>
+            </w:pPr>
+            <w:r>
+              <w:rPr>
+                <w:sz w:val="22"/>
+                <w:szCs w:val="22"/>
+              </w:rPr>
               <w:t>Full local pipeline</w:t>
             </w:r>
           </w:p>
@@ -2005,10 +2861,16 @@
           <w:p>
             <w:pPr>
               <w:pStyle w:val="Compact"/>
+              <w:rPr>
+                <w:sz w:val="22"/>
+                <w:szCs w:val="22"/>
+              </w:rPr>
             </w:pPr>
             <w:r>
               <w:rPr>
                 <w:rStyle w:val="VerbatimChar"/>
+                <w:sz w:val="20"/>
+                <w:szCs w:val="22"/>
               </w:rPr>
               <w:t>python scripts/run_pipeline_full.py</w:t>
             </w:r>
@@ -2021,31 +2883,53 @@
           <w:p>
             <w:pPr>
               <w:pStyle w:val="Compact"/>
-            </w:pPr>
-            <w:r>
+              <w:rPr>
+                <w:sz w:val="22"/>
+                <w:szCs w:val="22"/>
+              </w:rPr>
+            </w:pPr>
+            <w:r>
+              <w:rPr>
+                <w:sz w:val="22"/>
+                <w:szCs w:val="22"/>
+              </w:rPr>
               <w:t xml:space="preserve">logs in </w:t>
             </w:r>
             <w:r>
               <w:rPr>
                 <w:rStyle w:val="VerbatimChar"/>
+                <w:sz w:val="20"/>
+                <w:szCs w:val="22"/>
               </w:rPr>
               <w:t>logs/</w:t>
             </w:r>
             <w:r>
+              <w:rPr>
+                <w:sz w:val="22"/>
+                <w:szCs w:val="22"/>
+              </w:rPr>
               <w:t xml:space="preserve">, </w:t>
             </w:r>
             <w:r>
               <w:rPr>
                 <w:rStyle w:val="VerbatimChar"/>
+                <w:sz w:val="20"/>
+                <w:szCs w:val="22"/>
               </w:rPr>
               <w:t>data/inputs_parsed.json</w:t>
             </w:r>
             <w:r>
+              <w:rPr>
+                <w:sz w:val="22"/>
+                <w:szCs w:val="22"/>
+              </w:rPr>
               <w:t xml:space="preserve">, </w:t>
             </w:r>
             <w:r>
               <w:rPr>
                 <w:rStyle w:val="VerbatimChar"/>
+                <w:sz w:val="20"/>
+                <w:szCs w:val="22"/>
               </w:rPr>
               <w:t>data/data.json</w:t>
             </w:r>
@@ -2060,8 +2944,16 @@
           <w:p>
             <w:pPr>
               <w:pStyle w:val="Compact"/>
-            </w:pPr>
-            <w:r>
+              <w:rPr>
+                <w:sz w:val="22"/>
+                <w:szCs w:val="22"/>
+              </w:rPr>
+            </w:pPr>
+            <w:r>
+              <w:rPr>
+                <w:sz w:val="22"/>
+                <w:szCs w:val="22"/>
+              </w:rPr>
               <w:t>Parse lists only</w:t>
             </w:r>
           </w:p>
@@ -2073,10 +2965,16 @@
           <w:p>
             <w:pPr>
               <w:pStyle w:val="Compact"/>
+              <w:rPr>
+                <w:sz w:val="22"/>
+                <w:szCs w:val="22"/>
+              </w:rPr>
             </w:pPr>
             <w:r>
               <w:rPr>
                 <w:rStyle w:val="VerbatimChar"/>
+                <w:sz w:val="20"/>
+                <w:szCs w:val="22"/>
               </w:rPr>
               <w:t>python scripts/parse_txt_to_json.py</w:t>
             </w:r>
@@ -2089,10 +2987,16 @@
           <w:p>
             <w:pPr>
               <w:pStyle w:val="Compact"/>
+              <w:rPr>
+                <w:sz w:val="22"/>
+                <w:szCs w:val="22"/>
+              </w:rPr>
             </w:pPr>
             <w:r>
               <w:rPr>
                 <w:rStyle w:val="VerbatimChar"/>
+                <w:sz w:val="20"/>
+                <w:szCs w:val="22"/>
               </w:rPr>
               <w:t>data/inputs_parsed.json</w:t>
             </w:r>
@@ -2107,8 +3011,16 @@
           <w:p>
             <w:pPr>
               <w:pStyle w:val="Compact"/>
-            </w:pPr>
-            <w:r>
+              <w:rPr>
+                <w:sz w:val="22"/>
+                <w:szCs w:val="22"/>
+              </w:rPr>
+            </w:pPr>
+            <w:r>
+              <w:rPr>
+                <w:sz w:val="22"/>
+                <w:szCs w:val="22"/>
+              </w:rPr>
               <w:t>TMDB build only</w:t>
             </w:r>
           </w:p>
@@ -2120,10 +3032,16 @@
           <w:p>
             <w:pPr>
               <w:pStyle w:val="Compact"/>
+              <w:rPr>
+                <w:sz w:val="22"/>
+                <w:szCs w:val="22"/>
+              </w:rPr>
             </w:pPr>
             <w:r>
               <w:rPr>
                 <w:rStyle w:val="VerbatimChar"/>
+                <w:sz w:val="20"/>
+                <w:szCs w:val="22"/>
               </w:rPr>
               <w:t>python scripts/fetch_tmdb.py</w:t>
             </w:r>
@@ -2136,10 +3054,16 @@
           <w:p>
             <w:pPr>
               <w:pStyle w:val="Compact"/>
+              <w:rPr>
+                <w:sz w:val="22"/>
+                <w:szCs w:val="22"/>
+              </w:rPr>
             </w:pPr>
             <w:r>
               <w:rPr>
                 <w:rStyle w:val="VerbatimChar"/>
+                <w:sz w:val="20"/>
+                <w:szCs w:val="22"/>
               </w:rPr>
               <w:t>data/data.json</w:t>
             </w:r>
@@ -2154,8 +3078,16 @@
           <w:p>
             <w:pPr>
               <w:pStyle w:val="Compact"/>
-            </w:pPr>
-            <w:r>
+              <w:rPr>
+                <w:sz w:val="22"/>
+                <w:szCs w:val="22"/>
+              </w:rPr>
+            </w:pPr>
+            <w:r>
+              <w:rPr>
+                <w:sz w:val="22"/>
+                <w:szCs w:val="22"/>
+              </w:rPr>
               <w:t>Trakt ID resolve only</w:t>
             </w:r>
           </w:p>
@@ -2167,10 +3099,16 @@
           <w:p>
             <w:pPr>
               <w:pStyle w:val="Compact"/>
+              <w:rPr>
+                <w:sz w:val="22"/>
+                <w:szCs w:val="22"/>
+              </w:rPr>
             </w:pPr>
             <w:r>
               <w:rPr>
                 <w:rStyle w:val="VerbatimChar"/>
+                <w:sz w:val="20"/>
+                <w:szCs w:val="22"/>
               </w:rPr>
               <w:t>python scripts/fetch_trakt.py</w:t>
             </w:r>
@@ -2183,13 +3121,23 @@
           <w:p>
             <w:pPr>
               <w:pStyle w:val="Compact"/>
-            </w:pPr>
-            <w:r>
+              <w:rPr>
+                <w:sz w:val="22"/>
+                <w:szCs w:val="22"/>
+              </w:rPr>
+            </w:pPr>
+            <w:r>
+              <w:rPr>
+                <w:sz w:val="22"/>
+                <w:szCs w:val="22"/>
+              </w:rPr>
               <w:t xml:space="preserve">updates </w:t>
             </w:r>
             <w:r>
               <w:rPr>
                 <w:rStyle w:val="VerbatimChar"/>
+                <w:sz w:val="20"/>
+                <w:szCs w:val="22"/>
               </w:rPr>
               <w:t>data/data.json</w:t>
             </w:r>
@@ -2204,8 +3152,16 @@
           <w:p>
             <w:pPr>
               <w:pStyle w:val="Compact"/>
-            </w:pPr>
-            <w:r>
+              <w:rPr>
+                <w:sz w:val="22"/>
+                <w:szCs w:val="22"/>
+              </w:rPr>
+            </w:pPr>
+            <w:r>
+              <w:rPr>
+                <w:sz w:val="22"/>
+                <w:szCs w:val="22"/>
+              </w:rPr>
               <w:t>Pull watch-state</w:t>
             </w:r>
           </w:p>
@@ -2217,10 +3173,16 @@
           <w:p>
             <w:pPr>
               <w:pStyle w:val="Compact"/>
+              <w:rPr>
+                <w:sz w:val="22"/>
+                <w:szCs w:val="22"/>
+              </w:rPr>
             </w:pPr>
             <w:r>
               <w:rPr>
                 <w:rStyle w:val="VerbatimChar"/>
+                <w:sz w:val="20"/>
+                <w:szCs w:val="22"/>
               </w:rPr>
               <w:t>python scripts/trakt_sync_watch_state.py</w:t>
             </w:r>
@@ -2233,22 +3195,38 @@
           <w:p>
             <w:pPr>
               <w:pStyle w:val="Compact"/>
-            </w:pPr>
-            <w:r>
+              <w:rPr>
+                <w:sz w:val="22"/>
+                <w:szCs w:val="22"/>
+              </w:rPr>
+            </w:pPr>
+            <w:r>
+              <w:rPr>
+                <w:sz w:val="22"/>
+                <w:szCs w:val="22"/>
+              </w:rPr>
               <w:t xml:space="preserve">updates </w:t>
             </w:r>
             <w:r>
               <w:rPr>
                 <w:rStyle w:val="VerbatimChar"/>
+                <w:sz w:val="20"/>
+                <w:szCs w:val="22"/>
               </w:rPr>
               <w:t>data/data.json</w:t>
             </w:r>
             <w:r>
+              <w:rPr>
+                <w:sz w:val="22"/>
+                <w:szCs w:val="22"/>
+              </w:rPr>
               <w:t xml:space="preserve"> and may write </w:t>
             </w:r>
             <w:r>
               <w:rPr>
                 <w:rStyle w:val="VerbatimChar"/>
+                <w:sz w:val="20"/>
+                <w:szCs w:val="22"/>
               </w:rPr>
               <w:t>data/trakt_tokens_latest.json</w:t>
             </w:r>
@@ -2257,7 +3235,17 @@
       </w:tr>
     </w:tbl>
     <w:p>
+      <w:pPr>
+        <w:rPr>
+          <w:sz w:val="22"/>
+          <w:szCs w:val="22"/>
+        </w:rPr>
+      </w:pPr>
       <w:r>
+        <w:rPr>
+          <w:sz w:val="22"/>
+          <w:szCs w:val="22"/>
+        </w:rPr>
         <w:pict w14:anchorId="56548984">
           <v:rect id="_x0000_i1043" style="width:0;height:1.5pt" o:hralign="center" o:hrstd="t" o:hr="t"/>
         </w:pict>
@@ -2266,11 +3254,19 @@
     <w:p>
       <w:pPr>
         <w:pStyle w:val="Heading2"/>
+        <w:rPr>
+          <w:sz w:val="24"/>
+          <w:szCs w:val="24"/>
+        </w:rPr>
       </w:pPr>
       <w:bookmarkStart w:id="8" w:name="inputs--outputs-per-script"/>
       <w:bookmarkStart w:id="9" w:name="_Toc219190457"/>
       <w:bookmarkEnd w:id="6"/>
       <w:r>
+        <w:rPr>
+          <w:sz w:val="24"/>
+          <w:szCs w:val="24"/>
+        </w:rPr>
         <w:t>Inputs / outputs per script</w:t>
       </w:r>
       <w:bookmarkEnd w:id="9"/>
@@ -2278,12 +3274,18 @@
     <w:p>
       <w:pPr>
         <w:pStyle w:val="Heading3"/>
+        <w:rPr>
+          <w:sz w:val="22"/>
+          <w:szCs w:val="22"/>
+        </w:rPr>
       </w:pPr>
       <w:bookmarkStart w:id="10" w:name="parse_txt_to_json.py"/>
       <w:bookmarkStart w:id="11" w:name="_Toc219190458"/>
       <w:r>
         <w:rPr>
           <w:rStyle w:val="VerbatimChar"/>
+          <w:sz w:val="20"/>
+          <w:szCs w:val="22"/>
         </w:rPr>
         <w:t>parse_txt_to_json.py</w:t>
       </w:r>
@@ -2296,8 +3298,8 @@
         <w:tblLook w:val="0020" w:firstRow="1" w:lastRow="0" w:firstColumn="0" w:lastColumn="0" w:noHBand="0" w:noVBand="0"/>
       </w:tblPr>
       <w:tblGrid>
-        <w:gridCol w:w="1258"/>
-        <w:gridCol w:w="7678"/>
+        <w:gridCol w:w="1171"/>
+        <w:gridCol w:w="7001"/>
       </w:tblGrid>
       <w:tr>
         <w:trPr>
@@ -2311,8 +3313,16 @@
           <w:p>
             <w:pPr>
               <w:pStyle w:val="Compact"/>
-            </w:pPr>
-            <w:r>
+              <w:rPr>
+                <w:sz w:val="22"/>
+                <w:szCs w:val="22"/>
+              </w:rPr>
+            </w:pPr>
+            <w:r>
+              <w:rPr>
+                <w:sz w:val="22"/>
+                <w:szCs w:val="22"/>
+              </w:rPr>
               <w:t>Item</w:t>
             </w:r>
           </w:p>
@@ -2324,8 +3334,16 @@
           <w:p>
             <w:pPr>
               <w:pStyle w:val="Compact"/>
-            </w:pPr>
-            <w:r>
+              <w:rPr>
+                <w:sz w:val="22"/>
+                <w:szCs w:val="22"/>
+              </w:rPr>
+            </w:pPr>
+            <w:r>
+              <w:rPr>
+                <w:sz w:val="22"/>
+                <w:szCs w:val="22"/>
+              </w:rPr>
               <w:t>Value</w:t>
             </w:r>
           </w:p>
@@ -2339,8 +3357,16 @@
           <w:p>
             <w:pPr>
               <w:pStyle w:val="Compact"/>
-            </w:pPr>
-            <w:r>
+              <w:rPr>
+                <w:sz w:val="22"/>
+                <w:szCs w:val="22"/>
+              </w:rPr>
+            </w:pPr>
+            <w:r>
+              <w:rPr>
+                <w:sz w:val="22"/>
+                <w:szCs w:val="22"/>
+              </w:rPr>
               <w:t>Inputs</w:t>
             </w:r>
           </w:p>
@@ -2352,28 +3378,46 @@
           <w:p>
             <w:pPr>
               <w:pStyle w:val="Compact"/>
+              <w:rPr>
+                <w:sz w:val="22"/>
+                <w:szCs w:val="22"/>
+              </w:rPr>
             </w:pPr>
             <w:r>
               <w:rPr>
                 <w:rStyle w:val="VerbatimChar"/>
+                <w:sz w:val="20"/>
+                <w:szCs w:val="22"/>
               </w:rPr>
               <w:t>inputs/tv_list.txt</w:t>
             </w:r>
             <w:r>
+              <w:rPr>
+                <w:sz w:val="22"/>
+                <w:szCs w:val="22"/>
+              </w:rPr>
               <w:t xml:space="preserve">, </w:t>
             </w:r>
             <w:r>
               <w:rPr>
                 <w:rStyle w:val="VerbatimChar"/>
+                <w:sz w:val="20"/>
+                <w:szCs w:val="22"/>
               </w:rPr>
               <w:t>inputs/movies_list.txt</w:t>
             </w:r>
             <w:r>
+              <w:rPr>
+                <w:sz w:val="22"/>
+                <w:szCs w:val="22"/>
+              </w:rPr>
               <w:t xml:space="preserve">, </w:t>
             </w:r>
             <w:r>
               <w:rPr>
                 <w:rStyle w:val="VerbatimChar"/>
+                <w:sz w:val="20"/>
+                <w:szCs w:val="22"/>
               </w:rPr>
               <w:t>inputs/watchlist.txt</w:t>
             </w:r>
@@ -2388,8 +3432,16 @@
           <w:p>
             <w:pPr>
               <w:pStyle w:val="Compact"/>
-            </w:pPr>
-            <w:r>
+              <w:rPr>
+                <w:sz w:val="22"/>
+                <w:szCs w:val="22"/>
+              </w:rPr>
+            </w:pPr>
+            <w:r>
+              <w:rPr>
+                <w:sz w:val="22"/>
+                <w:szCs w:val="22"/>
+              </w:rPr>
               <w:t>Output</w:t>
             </w:r>
           </w:p>
@@ -2401,10 +3453,16 @@
           <w:p>
             <w:pPr>
               <w:pStyle w:val="Compact"/>
+              <w:rPr>
+                <w:sz w:val="22"/>
+                <w:szCs w:val="22"/>
+              </w:rPr>
             </w:pPr>
             <w:r>
               <w:rPr>
                 <w:rStyle w:val="VerbatimChar"/>
+                <w:sz w:val="20"/>
+                <w:szCs w:val="22"/>
               </w:rPr>
               <w:t>data/inputs_parsed.json</w:t>
             </w:r>
@@ -2419,8 +3477,16 @@
           <w:p>
             <w:pPr>
               <w:pStyle w:val="Compact"/>
-            </w:pPr>
-            <w:r>
+              <w:rPr>
+                <w:sz w:val="22"/>
+                <w:szCs w:val="22"/>
+              </w:rPr>
+            </w:pPr>
+            <w:r>
+              <w:rPr>
+                <w:sz w:val="22"/>
+                <w:szCs w:val="22"/>
+              </w:rPr>
               <w:t>De-dup</w:t>
             </w:r>
           </w:p>
@@ -2432,17 +3498,31 @@
           <w:p>
             <w:pPr>
               <w:pStyle w:val="Compact"/>
-            </w:pPr>
-            <w:r>
+              <w:rPr>
+                <w:sz w:val="22"/>
+                <w:szCs w:val="22"/>
+              </w:rPr>
+            </w:pPr>
+            <w:r>
+              <w:rPr>
+                <w:sz w:val="22"/>
+                <w:szCs w:val="22"/>
+              </w:rPr>
               <w:t xml:space="preserve">By </w:t>
             </w:r>
             <w:r>
               <w:rPr>
                 <w:rStyle w:val="VerbatimChar"/>
+                <w:sz w:val="20"/>
+                <w:szCs w:val="22"/>
               </w:rPr>
               <w:t>tmdb_id</w:t>
             </w:r>
             <w:r>
+              <w:rPr>
+                <w:sz w:val="22"/>
+                <w:szCs w:val="22"/>
+              </w:rPr>
               <w:t xml:space="preserve"> within each list (tv / movies / watchlist)</w:t>
             </w:r>
           </w:p>
@@ -2456,8 +3536,16 @@
           <w:p>
             <w:pPr>
               <w:pStyle w:val="Compact"/>
-            </w:pPr>
-            <w:r>
+              <w:rPr>
+                <w:sz w:val="22"/>
+                <w:szCs w:val="22"/>
+              </w:rPr>
+            </w:pPr>
+            <w:r>
+              <w:rPr>
+                <w:sz w:val="22"/>
+                <w:szCs w:val="22"/>
+              </w:rPr>
               <w:t>Exit codes</w:t>
             </w:r>
           </w:p>
@@ -2469,23 +3557,39 @@
           <w:p>
             <w:pPr>
               <w:pStyle w:val="Compact"/>
+              <w:rPr>
+                <w:sz w:val="22"/>
+                <w:szCs w:val="22"/>
+              </w:rPr>
             </w:pPr>
             <w:r>
               <w:rPr>
                 <w:rStyle w:val="VerbatimChar"/>
+                <w:sz w:val="20"/>
+                <w:szCs w:val="22"/>
               </w:rPr>
               <w:t>0</w:t>
             </w:r>
             <w:r>
+              <w:rPr>
+                <w:sz w:val="22"/>
+                <w:szCs w:val="22"/>
+              </w:rPr>
               <w:t xml:space="preserve"> success, </w:t>
             </w:r>
             <w:r>
               <w:rPr>
                 <w:rStyle w:val="VerbatimChar"/>
+                <w:sz w:val="20"/>
+                <w:szCs w:val="22"/>
               </w:rPr>
               <w:t>&gt;0</w:t>
             </w:r>
             <w:r>
+              <w:rPr>
+                <w:sz w:val="22"/>
+                <w:szCs w:val="22"/>
+              </w:rPr>
               <w:t xml:space="preserve"> parse/write failure</w:t>
             </w:r>
           </w:p>
@@ -2495,6 +3599,10 @@
     <w:p>
       <w:pPr>
         <w:pStyle w:val="Heading3"/>
+        <w:rPr>
+          <w:sz w:val="22"/>
+          <w:szCs w:val="22"/>
+        </w:rPr>
       </w:pPr>
       <w:bookmarkStart w:id="12" w:name="fetch_tmdb.py"/>
       <w:bookmarkStart w:id="13" w:name="_Toc219190459"/>
@@ -2502,6 +3610,8 @@
       <w:r>
         <w:rPr>
           <w:rStyle w:val="VerbatimChar"/>
+          <w:sz w:val="20"/>
+          <w:szCs w:val="22"/>
         </w:rPr>
         <w:t>fetch_tmdb.py</w:t>
       </w:r>
@@ -2514,8 +3624,8 @@
         <w:tblLook w:val="0020" w:firstRow="1" w:lastRow="0" w:firstColumn="0" w:lastColumn="0" w:noHBand="0" w:noVBand="0"/>
       </w:tblPr>
       <w:tblGrid>
-        <w:gridCol w:w="1625"/>
-        <w:gridCol w:w="9391"/>
+        <w:gridCol w:w="1534"/>
+        <w:gridCol w:w="8824"/>
       </w:tblGrid>
       <w:tr>
         <w:trPr>
@@ -2529,8 +3639,16 @@
           <w:p>
             <w:pPr>
               <w:pStyle w:val="Compact"/>
-            </w:pPr>
-            <w:r>
+              <w:rPr>
+                <w:sz w:val="22"/>
+                <w:szCs w:val="22"/>
+              </w:rPr>
+            </w:pPr>
+            <w:r>
+              <w:rPr>
+                <w:sz w:val="22"/>
+                <w:szCs w:val="22"/>
+              </w:rPr>
               <w:t>Item</w:t>
             </w:r>
           </w:p>
@@ -2542,8 +3660,16 @@
           <w:p>
             <w:pPr>
               <w:pStyle w:val="Compact"/>
-            </w:pPr>
-            <w:r>
+              <w:rPr>
+                <w:sz w:val="22"/>
+                <w:szCs w:val="22"/>
+              </w:rPr>
+            </w:pPr>
+            <w:r>
+              <w:rPr>
+                <w:sz w:val="22"/>
+                <w:szCs w:val="22"/>
+              </w:rPr>
               <w:t>Value</w:t>
             </w:r>
           </w:p>
@@ -2557,9 +3683,16 @@
           <w:p>
             <w:pPr>
               <w:pStyle w:val="Compact"/>
-            </w:pPr>
-            <w:r>
-              <w:lastRenderedPageBreak/>
+              <w:rPr>
+                <w:sz w:val="22"/>
+                <w:szCs w:val="22"/>
+              </w:rPr>
+            </w:pPr>
+            <w:r>
+              <w:rPr>
+                <w:sz w:val="22"/>
+                <w:szCs w:val="22"/>
+              </w:rPr>
               <w:t>Inputs</w:t>
             </w:r>
           </w:p>
@@ -2571,28 +3704,46 @@
           <w:p>
             <w:pPr>
               <w:pStyle w:val="Compact"/>
+              <w:rPr>
+                <w:sz w:val="22"/>
+                <w:szCs w:val="22"/>
+              </w:rPr>
             </w:pPr>
             <w:r>
               <w:rPr>
                 <w:rStyle w:val="VerbatimChar"/>
+                <w:sz w:val="20"/>
+                <w:szCs w:val="22"/>
               </w:rPr>
               <w:t>data/inputs_parsed.json</w:t>
             </w:r>
             <w:r>
+              <w:rPr>
+                <w:sz w:val="22"/>
+                <w:szCs w:val="22"/>
+              </w:rPr>
               <w:t xml:space="preserve"> (preferred), else TXT fallbacks; </w:t>
             </w:r>
             <w:r>
               <w:rPr>
                 <w:rStyle w:val="VerbatimChar"/>
+                <w:sz w:val="20"/>
+                <w:szCs w:val="22"/>
               </w:rPr>
               <w:t>web/config.json</w:t>
             </w:r>
             <w:r>
+              <w:rPr>
+                <w:sz w:val="22"/>
+                <w:szCs w:val="22"/>
+              </w:rPr>
               <w:t xml:space="preserve">; </w:t>
             </w:r>
             <w:r>
               <w:rPr>
                 <w:rStyle w:val="VerbatimChar"/>
+                <w:sz w:val="20"/>
+                <w:szCs w:val="22"/>
               </w:rPr>
               <w:t>API_TMDB_KEY</w:t>
             </w:r>
@@ -2607,8 +3758,16 @@
           <w:p>
             <w:pPr>
               <w:pStyle w:val="Compact"/>
-            </w:pPr>
-            <w:r>
+              <w:rPr>
+                <w:sz w:val="22"/>
+                <w:szCs w:val="22"/>
+              </w:rPr>
+            </w:pPr>
+            <w:r>
+              <w:rPr>
+                <w:sz w:val="22"/>
+                <w:szCs w:val="22"/>
+              </w:rPr>
               <w:t>Output</w:t>
             </w:r>
           </w:p>
@@ -2620,10 +3779,16 @@
           <w:p>
             <w:pPr>
               <w:pStyle w:val="Compact"/>
+              <w:rPr>
+                <w:sz w:val="22"/>
+                <w:szCs w:val="22"/>
+              </w:rPr>
             </w:pPr>
             <w:r>
               <w:rPr>
                 <w:rStyle w:val="VerbatimChar"/>
+                <w:sz w:val="20"/>
+                <w:szCs w:val="22"/>
               </w:rPr>
               <w:t>data/data.json</w:t>
             </w:r>
@@ -2638,8 +3803,16 @@
           <w:p>
             <w:pPr>
               <w:pStyle w:val="Compact"/>
-            </w:pPr>
-            <w:r>
+              <w:rPr>
+                <w:sz w:val="22"/>
+                <w:szCs w:val="22"/>
+              </w:rPr>
+            </w:pPr>
+            <w:r>
+              <w:rPr>
+                <w:sz w:val="22"/>
+                <w:szCs w:val="22"/>
+              </w:rPr>
               <w:t>What it builds</w:t>
             </w:r>
           </w:p>
@@ -2651,8 +3824,16 @@
           <w:p>
             <w:pPr>
               <w:pStyle w:val="Compact"/>
-            </w:pPr>
-            <w:r>
+              <w:rPr>
+                <w:sz w:val="22"/>
+                <w:szCs w:val="22"/>
+              </w:rPr>
+            </w:pPr>
+            <w:r>
+              <w:rPr>
+                <w:sz w:val="22"/>
+                <w:szCs w:val="22"/>
+              </w:rPr>
               <w:t>Movies + shows dataset, image path fields, streaming link fields</w:t>
             </w:r>
           </w:p>
@@ -2666,8 +3847,16 @@
           <w:p>
             <w:pPr>
               <w:pStyle w:val="Compact"/>
-            </w:pPr>
-            <w:r>
+              <w:rPr>
+                <w:sz w:val="22"/>
+                <w:szCs w:val="22"/>
+              </w:rPr>
+            </w:pPr>
+            <w:r>
+              <w:rPr>
+                <w:sz w:val="22"/>
+                <w:szCs w:val="22"/>
+              </w:rPr>
               <w:t>Exit codes</w:t>
             </w:r>
           </w:p>
@@ -2679,8 +3868,16 @@
           <w:p>
             <w:pPr>
               <w:pStyle w:val="Compact"/>
-            </w:pPr>
-            <w:r>
+              <w:rPr>
+                <w:sz w:val="22"/>
+                <w:szCs w:val="22"/>
+              </w:rPr>
+            </w:pPr>
+            <w:r>
+              <w:rPr>
+                <w:sz w:val="22"/>
+                <w:szCs w:val="22"/>
+              </w:rPr>
               <w:t>non-zero on missing config/keys/network failures</w:t>
             </w:r>
           </w:p>
@@ -2690,6 +3887,10 @@
     <w:p>
       <w:pPr>
         <w:pStyle w:val="Heading3"/>
+        <w:rPr>
+          <w:sz w:val="22"/>
+          <w:szCs w:val="22"/>
+        </w:rPr>
       </w:pPr>
       <w:bookmarkStart w:id="14" w:name="fetch_trakt.py"/>
       <w:bookmarkStart w:id="15" w:name="_Toc219190460"/>
@@ -2697,6 +3898,8 @@
       <w:r>
         <w:rPr>
           <w:rStyle w:val="VerbatimChar"/>
+          <w:sz w:val="20"/>
+          <w:szCs w:val="22"/>
         </w:rPr>
         <w:t>fetch_trakt.py</w:t>
       </w:r>
@@ -2709,8 +3912,8 @@
         <w:tblLook w:val="0020" w:firstRow="1" w:lastRow="0" w:firstColumn="0" w:lastColumn="0" w:noHBand="0" w:noVBand="0"/>
       </w:tblPr>
       <w:tblGrid>
-        <w:gridCol w:w="1503"/>
-        <w:gridCol w:w="6388"/>
+        <w:gridCol w:w="1396"/>
+        <w:gridCol w:w="5860"/>
       </w:tblGrid>
       <w:tr>
         <w:trPr>
@@ -2724,8 +3927,16 @@
           <w:p>
             <w:pPr>
               <w:pStyle w:val="Compact"/>
-            </w:pPr>
-            <w:r>
+              <w:rPr>
+                <w:sz w:val="22"/>
+                <w:szCs w:val="22"/>
+              </w:rPr>
+            </w:pPr>
+            <w:r>
+              <w:rPr>
+                <w:sz w:val="22"/>
+                <w:szCs w:val="22"/>
+              </w:rPr>
               <w:t>Item</w:t>
             </w:r>
           </w:p>
@@ -2737,8 +3948,16 @@
           <w:p>
             <w:pPr>
               <w:pStyle w:val="Compact"/>
-            </w:pPr>
-            <w:r>
+              <w:rPr>
+                <w:sz w:val="22"/>
+                <w:szCs w:val="22"/>
+              </w:rPr>
+            </w:pPr>
+            <w:r>
+              <w:rPr>
+                <w:sz w:val="22"/>
+                <w:szCs w:val="22"/>
+              </w:rPr>
               <w:t>Value</w:t>
             </w:r>
           </w:p>
@@ -2752,8 +3971,16 @@
           <w:p>
             <w:pPr>
               <w:pStyle w:val="Compact"/>
-            </w:pPr>
-            <w:r>
+              <w:rPr>
+                <w:sz w:val="22"/>
+                <w:szCs w:val="22"/>
+              </w:rPr>
+            </w:pPr>
+            <w:r>
+              <w:rPr>
+                <w:sz w:val="22"/>
+                <w:szCs w:val="22"/>
+              </w:rPr>
               <w:t>Inputs</w:t>
             </w:r>
           </w:p>
@@ -2765,14 +3992,24 @@
           <w:p>
             <w:pPr>
               <w:pStyle w:val="Compact"/>
+              <w:rPr>
+                <w:sz w:val="22"/>
+                <w:szCs w:val="22"/>
+              </w:rPr>
             </w:pPr>
             <w:r>
               <w:rPr>
                 <w:rStyle w:val="VerbatimChar"/>
+                <w:sz w:val="20"/>
+                <w:szCs w:val="22"/>
               </w:rPr>
               <w:t>data/data.json</w:t>
             </w:r>
             <w:r>
+              <w:rPr>
+                <w:sz w:val="22"/>
+                <w:szCs w:val="22"/>
+              </w:rPr>
               <w:t>; Trakt client id/secret (public lookup)</w:t>
             </w:r>
           </w:p>
@@ -2786,8 +4023,16 @@
           <w:p>
             <w:pPr>
               <w:pStyle w:val="Compact"/>
-            </w:pPr>
-            <w:r>
+              <w:rPr>
+                <w:sz w:val="22"/>
+                <w:szCs w:val="22"/>
+              </w:rPr>
+            </w:pPr>
+            <w:r>
+              <w:rPr>
+                <w:sz w:val="22"/>
+                <w:szCs w:val="22"/>
+              </w:rPr>
               <w:t>Output</w:t>
             </w:r>
           </w:p>
@@ -2799,26 +4044,46 @@
           <w:p>
             <w:pPr>
               <w:pStyle w:val="Compact"/>
-            </w:pPr>
-            <w:r>
+              <w:rPr>
+                <w:sz w:val="22"/>
+                <w:szCs w:val="22"/>
+              </w:rPr>
+            </w:pPr>
+            <w:r>
+              <w:rPr>
+                <w:sz w:val="22"/>
+                <w:szCs w:val="22"/>
+              </w:rPr>
               <w:t xml:space="preserve">updates </w:t>
             </w:r>
             <w:r>
               <w:rPr>
                 <w:rStyle w:val="VerbatimChar"/>
+                <w:sz w:val="20"/>
+                <w:szCs w:val="22"/>
               </w:rPr>
               <w:t>data/data.json</w:t>
             </w:r>
             <w:r>
+              <w:rPr>
+                <w:sz w:val="22"/>
+                <w:szCs w:val="22"/>
+              </w:rPr>
               <w:t xml:space="preserve"> with </w:t>
             </w:r>
             <w:r>
               <w:rPr>
                 <w:rStyle w:val="VerbatimChar"/>
+                <w:sz w:val="20"/>
+                <w:szCs w:val="22"/>
               </w:rPr>
               <w:t>trakt_id</w:t>
             </w:r>
             <w:r>
+              <w:rPr>
+                <w:sz w:val="22"/>
+                <w:szCs w:val="22"/>
+              </w:rPr>
               <w:t xml:space="preserve"> where possible</w:t>
             </w:r>
           </w:p>
@@ -2832,8 +4097,17 @@
           <w:p>
             <w:pPr>
               <w:pStyle w:val="Compact"/>
-            </w:pPr>
-            <w:r>
+              <w:rPr>
+                <w:sz w:val="22"/>
+                <w:szCs w:val="22"/>
+              </w:rPr>
+            </w:pPr>
+            <w:r>
+              <w:rPr>
+                <w:sz w:val="22"/>
+                <w:szCs w:val="22"/>
+              </w:rPr>
+              <w:lastRenderedPageBreak/>
               <w:t>What it does</w:t>
             </w:r>
           </w:p>
@@ -2845,15 +4119,25 @@
           <w:p>
             <w:pPr>
               <w:pStyle w:val="Compact"/>
+              <w:rPr>
+                <w:sz w:val="22"/>
+                <w:szCs w:val="22"/>
+              </w:rPr>
             </w:pPr>
             <w:r>
               <w:rPr>
                 <w:b/>
                 <w:bCs/>
+                <w:sz w:val="22"/>
+                <w:szCs w:val="22"/>
               </w:rPr>
               <w:t>ID mapping</w:t>
             </w:r>
             <w:r>
+              <w:rPr>
+                <w:sz w:val="22"/>
+                <w:szCs w:val="22"/>
+              </w:rPr>
               <w:t xml:space="preserve"> (TMDB→Trakt), not watched/progress state</w:t>
             </w:r>
           </w:p>
@@ -2867,8 +4151,16 @@
           <w:p>
             <w:pPr>
               <w:pStyle w:val="Compact"/>
-            </w:pPr>
-            <w:r>
+              <w:rPr>
+                <w:sz w:val="22"/>
+                <w:szCs w:val="22"/>
+              </w:rPr>
+            </w:pPr>
+            <w:r>
+              <w:rPr>
+                <w:sz w:val="22"/>
+                <w:szCs w:val="22"/>
+              </w:rPr>
               <w:t>Exit codes</w:t>
             </w:r>
           </w:p>
@@ -2880,23 +4172,39 @@
           <w:p>
             <w:pPr>
               <w:pStyle w:val="Compact"/>
+              <w:rPr>
+                <w:sz w:val="22"/>
+                <w:szCs w:val="22"/>
+              </w:rPr>
             </w:pPr>
             <w:r>
               <w:rPr>
                 <w:rStyle w:val="VerbatimChar"/>
+                <w:sz w:val="20"/>
+                <w:szCs w:val="22"/>
               </w:rPr>
               <w:t>3</w:t>
             </w:r>
             <w:r>
+              <w:rPr>
+                <w:sz w:val="22"/>
+                <w:szCs w:val="22"/>
+              </w:rPr>
               <w:t xml:space="preserve"> if </w:t>
             </w:r>
             <w:r>
               <w:rPr>
                 <w:rStyle w:val="VerbatimChar"/>
+                <w:sz w:val="20"/>
+                <w:szCs w:val="22"/>
               </w:rPr>
               <w:t>data/data.json</w:t>
             </w:r>
             <w:r>
+              <w:rPr>
+                <w:sz w:val="22"/>
+                <w:szCs w:val="22"/>
+              </w:rPr>
               <w:t xml:space="preserve"> missing; otherwise non-zero on failures</w:t>
             </w:r>
           </w:p>
@@ -2906,6 +4214,10 @@
     <w:p>
       <w:pPr>
         <w:pStyle w:val="Heading3"/>
+        <w:rPr>
+          <w:sz w:val="22"/>
+          <w:szCs w:val="22"/>
+        </w:rPr>
       </w:pPr>
       <w:bookmarkStart w:id="16" w:name="trakt_sync_watch_state.py"/>
       <w:bookmarkStart w:id="17" w:name="_Toc219190461"/>
@@ -2913,6 +4225,8 @@
       <w:r>
         <w:rPr>
           <w:rStyle w:val="VerbatimChar"/>
+          <w:sz w:val="20"/>
+          <w:szCs w:val="22"/>
         </w:rPr>
         <w:t>trakt_sync_watch_state.py</w:t>
       </w:r>
@@ -2925,8 +4239,8 @@
         <w:tblLook w:val="0020" w:firstRow="1" w:lastRow="0" w:firstColumn="0" w:lastColumn="0" w:noHBand="0" w:noVBand="0"/>
       </w:tblPr>
       <w:tblGrid>
-        <w:gridCol w:w="1503"/>
-        <w:gridCol w:w="9272"/>
+        <w:gridCol w:w="1396"/>
+        <w:gridCol w:w="8478"/>
       </w:tblGrid>
       <w:tr>
         <w:trPr>
@@ -2940,8 +4254,16 @@
           <w:p>
             <w:pPr>
               <w:pStyle w:val="Compact"/>
-            </w:pPr>
-            <w:r>
+              <w:rPr>
+                <w:sz w:val="22"/>
+                <w:szCs w:val="22"/>
+              </w:rPr>
+            </w:pPr>
+            <w:r>
+              <w:rPr>
+                <w:sz w:val="22"/>
+                <w:szCs w:val="22"/>
+              </w:rPr>
               <w:t>Item</w:t>
             </w:r>
           </w:p>
@@ -2953,8 +4275,16 @@
           <w:p>
             <w:pPr>
               <w:pStyle w:val="Compact"/>
-            </w:pPr>
-            <w:r>
+              <w:rPr>
+                <w:sz w:val="22"/>
+                <w:szCs w:val="22"/>
+              </w:rPr>
+            </w:pPr>
+            <w:r>
+              <w:rPr>
+                <w:sz w:val="22"/>
+                <w:szCs w:val="22"/>
+              </w:rPr>
               <w:t>Value</w:t>
             </w:r>
           </w:p>
@@ -2968,8 +4298,16 @@
           <w:p>
             <w:pPr>
               <w:pStyle w:val="Compact"/>
-            </w:pPr>
-            <w:r>
+              <w:rPr>
+                <w:sz w:val="22"/>
+                <w:szCs w:val="22"/>
+              </w:rPr>
+            </w:pPr>
+            <w:r>
+              <w:rPr>
+                <w:sz w:val="22"/>
+                <w:szCs w:val="22"/>
+              </w:rPr>
               <w:t>Inputs</w:t>
             </w:r>
           </w:p>
@@ -2981,14 +4319,24 @@
           <w:p>
             <w:pPr>
               <w:pStyle w:val="Compact"/>
+              <w:rPr>
+                <w:sz w:val="22"/>
+                <w:szCs w:val="22"/>
+              </w:rPr>
             </w:pPr>
             <w:r>
               <w:rPr>
                 <w:rStyle w:val="VerbatimChar"/>
+                <w:sz w:val="20"/>
+                <w:szCs w:val="22"/>
               </w:rPr>
               <w:t>data/data.json</w:t>
             </w:r>
             <w:r>
+              <w:rPr>
+                <w:sz w:val="22"/>
+                <w:szCs w:val="22"/>
+              </w:rPr>
               <w:t>; Trakt OAuth tokens (secrets/env)</w:t>
             </w:r>
           </w:p>
@@ -3002,8 +4350,16 @@
           <w:p>
             <w:pPr>
               <w:pStyle w:val="Compact"/>
-            </w:pPr>
-            <w:r>
+              <w:rPr>
+                <w:sz w:val="22"/>
+                <w:szCs w:val="22"/>
+              </w:rPr>
+            </w:pPr>
+            <w:r>
+              <w:rPr>
+                <w:sz w:val="22"/>
+                <w:szCs w:val="22"/>
+              </w:rPr>
               <w:t>Output</w:t>
             </w:r>
           </w:p>
@@ -3015,22 +4371,38 @@
           <w:p>
             <w:pPr>
               <w:pStyle w:val="Compact"/>
-            </w:pPr>
-            <w:r>
+              <w:rPr>
+                <w:sz w:val="22"/>
+                <w:szCs w:val="22"/>
+              </w:rPr>
+            </w:pPr>
+            <w:r>
+              <w:rPr>
+                <w:sz w:val="22"/>
+                <w:szCs w:val="22"/>
+              </w:rPr>
               <w:t xml:space="preserve">updates </w:t>
             </w:r>
             <w:r>
               <w:rPr>
                 <w:rStyle w:val="VerbatimChar"/>
+                <w:sz w:val="20"/>
+                <w:szCs w:val="22"/>
               </w:rPr>
               <w:t>data/data.json</w:t>
             </w:r>
             <w:r>
+              <w:rPr>
+                <w:sz w:val="22"/>
+                <w:szCs w:val="22"/>
+              </w:rPr>
               <w:t xml:space="preserve"> with watch-state; may write </w:t>
             </w:r>
             <w:r>
               <w:rPr>
                 <w:rStyle w:val="VerbatimChar"/>
+                <w:sz w:val="20"/>
+                <w:szCs w:val="22"/>
               </w:rPr>
               <w:t>data/trakt_tokens_latest.json</w:t>
             </w:r>
@@ -3045,8 +4417,16 @@
           <w:p>
             <w:pPr>
               <w:pStyle w:val="Compact"/>
-            </w:pPr>
-            <w:r>
+              <w:rPr>
+                <w:sz w:val="22"/>
+                <w:szCs w:val="22"/>
+              </w:rPr>
+            </w:pPr>
+            <w:r>
+              <w:rPr>
+                <w:sz w:val="22"/>
+                <w:szCs w:val="22"/>
+              </w:rPr>
               <w:t>What it does</w:t>
             </w:r>
           </w:p>
@@ -3058,26 +4438,46 @@
           <w:p>
             <w:pPr>
               <w:pStyle w:val="Compact"/>
-            </w:pPr>
-            <w:r>
+              <w:rPr>
+                <w:sz w:val="22"/>
+                <w:szCs w:val="22"/>
+              </w:rPr>
+            </w:pPr>
+            <w:r>
+              <w:rPr>
+                <w:sz w:val="22"/>
+                <w:szCs w:val="22"/>
+              </w:rPr>
               <w:t>Pulls watched/progress from Trakt (</w:t>
             </w:r>
             <w:r>
               <w:rPr>
                 <w:rStyle w:val="VerbatimChar"/>
+                <w:sz w:val="20"/>
+                <w:szCs w:val="22"/>
               </w:rPr>
               <w:t>/sync/watched/*</w:t>
             </w:r>
             <w:r>
+              <w:rPr>
+                <w:sz w:val="22"/>
+                <w:szCs w:val="22"/>
+              </w:rPr>
               <w:t xml:space="preserve">, </w:t>
             </w:r>
             <w:r>
               <w:rPr>
                 <w:rStyle w:val="VerbatimChar"/>
+                <w:sz w:val="20"/>
+                <w:szCs w:val="22"/>
               </w:rPr>
               <w:t>/sync/history</w:t>
             </w:r>
             <w:r>
+              <w:rPr>
+                <w:sz w:val="22"/>
+                <w:szCs w:val="22"/>
+              </w:rPr>
               <w:t xml:space="preserve"> style endpoints)</w:t>
             </w:r>
           </w:p>
@@ -3091,8 +4491,16 @@
           <w:p>
             <w:pPr>
               <w:pStyle w:val="Compact"/>
-            </w:pPr>
-            <w:r>
+              <w:rPr>
+                <w:sz w:val="22"/>
+                <w:szCs w:val="22"/>
+              </w:rPr>
+            </w:pPr>
+            <w:r>
+              <w:rPr>
+                <w:sz w:val="22"/>
+                <w:szCs w:val="22"/>
+              </w:rPr>
               <w:t>Exit codes</w:t>
             </w:r>
           </w:p>
@@ -3104,8 +4512,16 @@
           <w:p>
             <w:pPr>
               <w:pStyle w:val="Compact"/>
-            </w:pPr>
-            <w:r>
+              <w:rPr>
+                <w:sz w:val="22"/>
+                <w:szCs w:val="22"/>
+              </w:rPr>
+            </w:pPr>
+            <w:r>
+              <w:rPr>
+                <w:sz w:val="22"/>
+                <w:szCs w:val="22"/>
+              </w:rPr>
               <w:t>non-zero on auth failures (401/403), network, schema issues</w:t>
             </w:r>
           </w:p>
@@ -3115,6 +4531,10 @@
     <w:p>
       <w:pPr>
         <w:pStyle w:val="Heading3"/>
+        <w:rPr>
+          <w:sz w:val="22"/>
+          <w:szCs w:val="22"/>
+        </w:rPr>
       </w:pPr>
       <w:bookmarkStart w:id="18" w:name="sync_trakt.py-legacy"/>
       <w:bookmarkStart w:id="19" w:name="_Toc219190462"/>
@@ -3122,10 +4542,16 @@
       <w:r>
         <w:rPr>
           <w:rStyle w:val="VerbatimChar"/>
+          <w:sz w:val="20"/>
+          <w:szCs w:val="22"/>
         </w:rPr>
         <w:t>sync_trakt.py</w:t>
       </w:r>
       <w:r>
+        <w:rPr>
+          <w:sz w:val="22"/>
+          <w:szCs w:val="22"/>
+        </w:rPr>
         <w:t xml:space="preserve"> (legacy)</w:t>
       </w:r>
       <w:bookmarkEnd w:id="19"/>
@@ -3137,8 +4563,8 @@
         <w:tblLook w:val="0020" w:firstRow="1" w:lastRow="0" w:firstColumn="0" w:lastColumn="0" w:noHBand="0" w:noVBand="0"/>
       </w:tblPr>
       <w:tblGrid>
-        <w:gridCol w:w="1268"/>
-        <w:gridCol w:w="5906"/>
+        <w:gridCol w:w="1180"/>
+        <w:gridCol w:w="5432"/>
       </w:tblGrid>
       <w:tr>
         <w:trPr>
@@ -3152,8 +4578,16 @@
           <w:p>
             <w:pPr>
               <w:pStyle w:val="Compact"/>
-            </w:pPr>
-            <w:r>
+              <w:rPr>
+                <w:sz w:val="22"/>
+                <w:szCs w:val="22"/>
+              </w:rPr>
+            </w:pPr>
+            <w:r>
+              <w:rPr>
+                <w:sz w:val="22"/>
+                <w:szCs w:val="22"/>
+              </w:rPr>
               <w:t>Item</w:t>
             </w:r>
           </w:p>
@@ -3165,8 +4599,16 @@
           <w:p>
             <w:pPr>
               <w:pStyle w:val="Compact"/>
-            </w:pPr>
-            <w:r>
+              <w:rPr>
+                <w:sz w:val="22"/>
+                <w:szCs w:val="22"/>
+              </w:rPr>
+            </w:pPr>
+            <w:r>
+              <w:rPr>
+                <w:sz w:val="22"/>
+                <w:szCs w:val="22"/>
+              </w:rPr>
               <w:t>Value</w:t>
             </w:r>
           </w:p>
@@ -3180,8 +4622,16 @@
           <w:p>
             <w:pPr>
               <w:pStyle w:val="Compact"/>
-            </w:pPr>
-            <w:r>
+              <w:rPr>
+                <w:sz w:val="22"/>
+                <w:szCs w:val="22"/>
+              </w:rPr>
+            </w:pPr>
+            <w:r>
+              <w:rPr>
+                <w:sz w:val="22"/>
+                <w:szCs w:val="22"/>
+              </w:rPr>
               <w:t>Role</w:t>
             </w:r>
           </w:p>
@@ -3193,13 +4643,23 @@
           <w:p>
             <w:pPr>
               <w:pStyle w:val="Compact"/>
-            </w:pPr>
-            <w:r>
+              <w:rPr>
+                <w:sz w:val="22"/>
+                <w:szCs w:val="22"/>
+              </w:rPr>
+            </w:pPr>
+            <w:r>
+              <w:rPr>
+                <w:sz w:val="22"/>
+                <w:szCs w:val="22"/>
+              </w:rPr>
               <w:t xml:space="preserve">Wrapper runner around </w:t>
             </w:r>
             <w:r>
               <w:rPr>
                 <w:rStyle w:val="VerbatimChar"/>
+                <w:sz w:val="20"/>
+                <w:szCs w:val="22"/>
               </w:rPr>
               <w:t>fetch_trakt.py</w:t>
             </w:r>
@@ -3214,8 +4674,16 @@
           <w:p>
             <w:pPr>
               <w:pStyle w:val="Compact"/>
-            </w:pPr>
-            <w:r>
+              <w:rPr>
+                <w:sz w:val="22"/>
+                <w:szCs w:val="22"/>
+              </w:rPr>
+            </w:pPr>
+            <w:r>
+              <w:rPr>
+                <w:sz w:val="22"/>
+                <w:szCs w:val="22"/>
+              </w:rPr>
               <w:t>Important</w:t>
             </w:r>
           </w:p>
@@ -3227,28 +4695,48 @@
           <w:p>
             <w:pPr>
               <w:pStyle w:val="Compact"/>
-            </w:pPr>
-            <w:r>
+              <w:rPr>
+                <w:sz w:val="22"/>
+                <w:szCs w:val="22"/>
+              </w:rPr>
+            </w:pPr>
+            <w:r>
+              <w:rPr>
+                <w:sz w:val="22"/>
+                <w:szCs w:val="22"/>
+              </w:rPr>
               <w:t xml:space="preserve">Does </w:t>
             </w:r>
             <w:r>
               <w:rPr>
                 <w:b/>
                 <w:bCs/>
+                <w:sz w:val="22"/>
+                <w:szCs w:val="22"/>
               </w:rPr>
               <w:t>NOT</w:t>
             </w:r>
             <w:r>
+              <w:rPr>
+                <w:sz w:val="22"/>
+                <w:szCs w:val="22"/>
+              </w:rPr>
               <w:t xml:space="preserve"> push local state </w:t>
             </w:r>
             <w:r>
               <w:rPr>
                 <w:i/>
                 <w:iCs/>
+                <w:sz w:val="22"/>
+                <w:szCs w:val="22"/>
               </w:rPr>
               <w:t>to</w:t>
             </w:r>
             <w:r>
+              <w:rPr>
+                <w:sz w:val="22"/>
+                <w:szCs w:val="22"/>
+              </w:rPr>
               <w:t xml:space="preserve"> Trakt (no POST sync calls)</w:t>
             </w:r>
           </w:p>
@@ -3256,7 +4744,17 @@
       </w:tr>
     </w:tbl>
     <w:p>
+      <w:pPr>
+        <w:rPr>
+          <w:sz w:val="22"/>
+          <w:szCs w:val="22"/>
+        </w:rPr>
+      </w:pPr>
       <w:r>
+        <w:rPr>
+          <w:sz w:val="22"/>
+          <w:szCs w:val="22"/>
+        </w:rPr>
         <w:pict w14:anchorId="042C67EC">
           <v:rect id="_x0000_i1044" style="width:0;height:1.5pt" o:hralign="center" o:hrstd="t" o:hr="t"/>
         </w:pict>
@@ -3265,12 +4763,20 @@
     <w:p>
       <w:pPr>
         <w:pStyle w:val="Heading2"/>
+        <w:rPr>
+          <w:sz w:val="24"/>
+          <w:szCs w:val="24"/>
+        </w:rPr>
       </w:pPr>
       <w:bookmarkStart w:id="20" w:name="X1396ad61dfd4a224c2c756a0fbf7a29d2f39b01"/>
       <w:bookmarkStart w:id="21" w:name="_Toc219190463"/>
       <w:bookmarkEnd w:id="8"/>
       <w:bookmarkEnd w:id="18"/>
       <w:r>
+        <w:rPr>
+          <w:sz w:val="24"/>
+          <w:szCs w:val="24"/>
+        </w:rPr>
         <w:t>Data coverage checklist (requested vs implemented)</w:t>
       </w:r>
       <w:bookmarkEnd w:id="21"/>
@@ -3278,27 +4784,47 @@
     <w:p>
       <w:pPr>
         <w:pStyle w:val="FirstParagraph"/>
+        <w:rPr>
+          <w:sz w:val="22"/>
+          <w:szCs w:val="22"/>
+        </w:rPr>
       </w:pPr>
       <w:r>
+        <w:rPr>
+          <w:sz w:val="22"/>
+          <w:szCs w:val="22"/>
+        </w:rPr>
         <w:t xml:space="preserve">This is the </w:t>
       </w:r>
       <w:r>
         <w:rPr>
           <w:b/>
           <w:bCs/>
+          <w:sz w:val="22"/>
+          <w:szCs w:val="22"/>
         </w:rPr>
         <w:t>current</w:t>
       </w:r>
       <w:r>
+        <w:rPr>
+          <w:sz w:val="22"/>
+          <w:szCs w:val="22"/>
+        </w:rPr>
         <w:t xml:space="preserve"> state of the pipeline (what </w:t>
       </w:r>
       <w:r>
         <w:rPr>
           <w:rStyle w:val="VerbatimChar"/>
+          <w:sz w:val="20"/>
+          <w:szCs w:val="22"/>
         </w:rPr>
         <w:t>fetch_tmdb.py</w:t>
       </w:r>
       <w:r>
+        <w:rPr>
+          <w:sz w:val="22"/>
+          <w:szCs w:val="22"/>
+        </w:rPr>
         <w:t xml:space="preserve"> actually builds today):</w:t>
       </w:r>
     </w:p>
@@ -3309,9 +4835,9 @@
         <w:tblLook w:val="0020" w:firstRow="1" w:lastRow="0" w:firstColumn="0" w:lastColumn="0" w:noHBand="0" w:noVBand="0"/>
       </w:tblPr>
       <w:tblGrid>
-        <w:gridCol w:w="7523"/>
-        <w:gridCol w:w="1005"/>
-        <w:gridCol w:w="2488"/>
+        <w:gridCol w:w="7536"/>
+        <w:gridCol w:w="1006"/>
+        <w:gridCol w:w="2474"/>
       </w:tblGrid>
       <w:tr>
         <w:trPr>
@@ -3325,8 +4851,16 @@
           <w:p>
             <w:pPr>
               <w:pStyle w:val="Compact"/>
-            </w:pPr>
-            <w:r>
+              <w:rPr>
+                <w:sz w:val="22"/>
+                <w:szCs w:val="22"/>
+              </w:rPr>
+            </w:pPr>
+            <w:r>
+              <w:rPr>
+                <w:sz w:val="22"/>
+                <w:szCs w:val="22"/>
+              </w:rPr>
               <w:t>Group</w:t>
             </w:r>
           </w:p>
@@ -3338,8 +4872,16 @@
           <w:p>
             <w:pPr>
               <w:pStyle w:val="Compact"/>
-            </w:pPr>
-            <w:r>
+              <w:rPr>
+                <w:sz w:val="22"/>
+                <w:szCs w:val="22"/>
+              </w:rPr>
+            </w:pPr>
+            <w:r>
+              <w:rPr>
+                <w:sz w:val="22"/>
+                <w:szCs w:val="22"/>
+              </w:rPr>
               <w:t>Requested by you</w:t>
             </w:r>
           </w:p>
@@ -3351,17 +4893,31 @@
           <w:p>
             <w:pPr>
               <w:pStyle w:val="Compact"/>
-            </w:pPr>
-            <w:r>
+              <w:rPr>
+                <w:sz w:val="22"/>
+                <w:szCs w:val="22"/>
+              </w:rPr>
+            </w:pPr>
+            <w:r>
+              <w:rPr>
+                <w:sz w:val="22"/>
+                <w:szCs w:val="22"/>
+              </w:rPr>
               <w:t xml:space="preserve">In </w:t>
             </w:r>
             <w:r>
               <w:rPr>
                 <w:rStyle w:val="VerbatimChar"/>
+                <w:sz w:val="20"/>
+                <w:szCs w:val="22"/>
               </w:rPr>
               <w:t>data/data.json</w:t>
             </w:r>
             <w:r>
+              <w:rPr>
+                <w:sz w:val="22"/>
+                <w:szCs w:val="22"/>
+              </w:rPr>
               <w:t xml:space="preserve"> today</w:t>
             </w:r>
           </w:p>
@@ -3375,8 +4931,16 @@
           <w:p>
             <w:pPr>
               <w:pStyle w:val="Compact"/>
-            </w:pPr>
-            <w:r>
+              <w:rPr>
+                <w:sz w:val="22"/>
+                <w:szCs w:val="22"/>
+              </w:rPr>
+            </w:pPr>
+            <w:r>
+              <w:rPr>
+                <w:sz w:val="22"/>
+                <w:szCs w:val="22"/>
+              </w:rPr>
               <w:t>Movies: core fields (poster/backdrop/overview/status/popularity/votes/runtime/homepage/imdb_id/genres)</w:t>
             </w:r>
           </w:p>
@@ -3388,8 +4952,16 @@
           <w:p>
             <w:pPr>
               <w:pStyle w:val="Compact"/>
-            </w:pPr>
-            <w:r>
+              <w:rPr>
+                <w:sz w:val="22"/>
+                <w:szCs w:val="22"/>
+              </w:rPr>
+            </w:pPr>
+            <w:r>
+              <w:rPr>
+                <w:sz w:val="22"/>
+                <w:szCs w:val="22"/>
+              </w:rPr>
               <w:t>✅</w:t>
             </w:r>
           </w:p>
@@ -3401,8 +4973,16 @@
           <w:p>
             <w:pPr>
               <w:pStyle w:val="Compact"/>
-            </w:pPr>
-            <w:r>
+              <w:rPr>
+                <w:sz w:val="22"/>
+                <w:szCs w:val="22"/>
+              </w:rPr>
+            </w:pPr>
+            <w:r>
+              <w:rPr>
+                <w:sz w:val="22"/>
+                <w:szCs w:val="22"/>
+              </w:rPr>
               <w:t>✅</w:t>
             </w:r>
           </w:p>
@@ -3416,8 +4996,16 @@
           <w:p>
             <w:pPr>
               <w:pStyle w:val="Compact"/>
-            </w:pPr>
-            <w:r>
+              <w:rPr>
+                <w:sz w:val="22"/>
+                <w:szCs w:val="22"/>
+              </w:rPr>
+            </w:pPr>
+            <w:r>
+              <w:rPr>
+                <w:sz w:val="22"/>
+                <w:szCs w:val="22"/>
+              </w:rPr>
               <w:t>TV: core fields (poster/backdrop/overview/status/popularity/votes/networks/created_by/origin_country/etc.)</w:t>
             </w:r>
           </w:p>
@@ -3429,8 +5017,16 @@
           <w:p>
             <w:pPr>
               <w:pStyle w:val="Compact"/>
-            </w:pPr>
-            <w:r>
+              <w:rPr>
+                <w:sz w:val="22"/>
+                <w:szCs w:val="22"/>
+              </w:rPr>
+            </w:pPr>
+            <w:r>
+              <w:rPr>
+                <w:sz w:val="22"/>
+                <w:szCs w:val="22"/>
+              </w:rPr>
               <w:t>✅</w:t>
             </w:r>
           </w:p>
@@ -3442,8 +5038,16 @@
           <w:p>
             <w:pPr>
               <w:pStyle w:val="Compact"/>
-            </w:pPr>
-            <w:r>
+              <w:rPr>
+                <w:sz w:val="22"/>
+                <w:szCs w:val="22"/>
+              </w:rPr>
+            </w:pPr>
+            <w:r>
+              <w:rPr>
+                <w:sz w:val="22"/>
+                <w:szCs w:val="22"/>
+              </w:rPr>
               <w:t>✅</w:t>
             </w:r>
           </w:p>
@@ -3457,8 +5061,16 @@
           <w:p>
             <w:pPr>
               <w:pStyle w:val="Compact"/>
-            </w:pPr>
-            <w:r>
+              <w:rPr>
+                <w:sz w:val="22"/>
+                <w:szCs w:val="22"/>
+              </w:rPr>
+            </w:pPr>
+            <w:r>
+              <w:rPr>
+                <w:sz w:val="22"/>
+                <w:szCs w:val="22"/>
+              </w:rPr>
               <w:t>TV seasons + episodes (with traceable links)</w:t>
             </w:r>
           </w:p>
@@ -3470,8 +5082,16 @@
           <w:p>
             <w:pPr>
               <w:pStyle w:val="Compact"/>
-            </w:pPr>
-            <w:r>
+              <w:rPr>
+                <w:sz w:val="22"/>
+                <w:szCs w:val="22"/>
+              </w:rPr>
+            </w:pPr>
+            <w:r>
+              <w:rPr>
+                <w:sz w:val="22"/>
+                <w:szCs w:val="22"/>
+              </w:rPr>
               <w:t>✅</w:t>
             </w:r>
           </w:p>
@@ -3483,8 +5103,16 @@
           <w:p>
             <w:pPr>
               <w:pStyle w:val="Compact"/>
-            </w:pPr>
-            <w:r>
+              <w:rPr>
+                <w:sz w:val="22"/>
+                <w:szCs w:val="22"/>
+              </w:rPr>
+            </w:pPr>
+            <w:r>
+              <w:rPr>
+                <w:sz w:val="22"/>
+                <w:szCs w:val="22"/>
+              </w:rPr>
               <w:t>✅ (after the deep-build fix is applied)</w:t>
             </w:r>
           </w:p>
@@ -3498,8 +5126,16 @@
           <w:p>
             <w:pPr>
               <w:pStyle w:val="Compact"/>
-            </w:pPr>
-            <w:r>
+              <w:rPr>
+                <w:sz w:val="22"/>
+                <w:szCs w:val="22"/>
+              </w:rPr>
+            </w:pPr>
+            <w:r>
+              <w:rPr>
+                <w:sz w:val="22"/>
+                <w:szCs w:val="22"/>
+              </w:rPr>
               <w:t>Collections (details + images)</w:t>
             </w:r>
           </w:p>
@@ -3511,8 +5147,16 @@
           <w:p>
             <w:pPr>
               <w:pStyle w:val="Compact"/>
-            </w:pPr>
-            <w:r>
+              <w:rPr>
+                <w:sz w:val="22"/>
+                <w:szCs w:val="22"/>
+              </w:rPr>
+            </w:pPr>
+            <w:r>
+              <w:rPr>
+                <w:sz w:val="22"/>
+                <w:szCs w:val="22"/>
+              </w:rPr>
               <w:t>✅</w:t>
             </w:r>
           </w:p>
@@ -3524,8 +5168,16 @@
           <w:p>
             <w:pPr>
               <w:pStyle w:val="Compact"/>
-            </w:pPr>
-            <w:r>
+              <w:rPr>
+                <w:sz w:val="22"/>
+                <w:szCs w:val="22"/>
+              </w:rPr>
+            </w:pPr>
+            <w:r>
+              <w:rPr>
+                <w:sz w:val="22"/>
+                <w:szCs w:val="22"/>
+              </w:rPr>
               <w:t>❌ (not yet implemented)</w:t>
             </w:r>
           </w:p>
@@ -3539,8 +5191,16 @@
           <w:p>
             <w:pPr>
               <w:pStyle w:val="Compact"/>
-            </w:pPr>
-            <w:r>
+              <w:rPr>
+                <w:sz w:val="22"/>
+                <w:szCs w:val="22"/>
+              </w:rPr>
+            </w:pPr>
+            <w:r>
+              <w:rPr>
+                <w:sz w:val="22"/>
+                <w:szCs w:val="22"/>
+              </w:rPr>
               <w:t>Watch providers (per region)</w:t>
             </w:r>
           </w:p>
@@ -3552,8 +5212,16 @@
           <w:p>
             <w:pPr>
               <w:pStyle w:val="Compact"/>
-            </w:pPr>
-            <w:r>
+              <w:rPr>
+                <w:sz w:val="22"/>
+                <w:szCs w:val="22"/>
+              </w:rPr>
+            </w:pPr>
+            <w:r>
+              <w:rPr>
+                <w:sz w:val="22"/>
+                <w:szCs w:val="22"/>
+              </w:rPr>
               <w:t>✅</w:t>
             </w:r>
           </w:p>
@@ -3565,13 +5233,17 @@
           <w:p>
             <w:pPr>
               <w:pStyle w:val="Compact"/>
-            </w:pPr>
-            <w:r>
-              <w:t xml:space="preserve">❌ (not yet </w:t>
-            </w:r>
-            <w:r>
-              <w:lastRenderedPageBreak/>
-              <w:t>implemented)</w:t>
+              <w:rPr>
+                <w:sz w:val="22"/>
+                <w:szCs w:val="22"/>
+              </w:rPr>
+            </w:pPr>
+            <w:r>
+              <w:rPr>
+                <w:sz w:val="22"/>
+                <w:szCs w:val="22"/>
+              </w:rPr>
+              <w:t>❌ (not yet implemented)</w:t>
             </w:r>
           </w:p>
         </w:tc>
@@ -3584,9 +5256,16 @@
           <w:p>
             <w:pPr>
               <w:pStyle w:val="Compact"/>
-            </w:pPr>
-            <w:r>
-              <w:lastRenderedPageBreak/>
+              <w:rPr>
+                <w:sz w:val="22"/>
+                <w:szCs w:val="22"/>
+              </w:rPr>
+            </w:pPr>
+            <w:r>
+              <w:rPr>
+                <w:sz w:val="22"/>
+                <w:szCs w:val="22"/>
+              </w:rPr>
               <w:t>Certifications / content ratings</w:t>
             </w:r>
           </w:p>
@@ -3598,8 +5277,16 @@
           <w:p>
             <w:pPr>
               <w:pStyle w:val="Compact"/>
-            </w:pPr>
-            <w:r>
+              <w:rPr>
+                <w:sz w:val="22"/>
+                <w:szCs w:val="22"/>
+              </w:rPr>
+            </w:pPr>
+            <w:r>
+              <w:rPr>
+                <w:sz w:val="22"/>
+                <w:szCs w:val="22"/>
+              </w:rPr>
               <w:t>✅</w:t>
             </w:r>
           </w:p>
@@ -3611,8 +5298,16 @@
           <w:p>
             <w:pPr>
               <w:pStyle w:val="Compact"/>
-            </w:pPr>
-            <w:r>
+              <w:rPr>
+                <w:sz w:val="22"/>
+                <w:szCs w:val="22"/>
+              </w:rPr>
+            </w:pPr>
+            <w:r>
+              <w:rPr>
+                <w:sz w:val="22"/>
+                <w:szCs w:val="22"/>
+              </w:rPr>
               <w:t>❌ (not yet implemented)</w:t>
             </w:r>
           </w:p>
@@ -3626,8 +5321,16 @@
           <w:p>
             <w:pPr>
               <w:pStyle w:val="Compact"/>
-            </w:pPr>
-            <w:r>
+              <w:rPr>
+                <w:sz w:val="22"/>
+                <w:szCs w:val="22"/>
+              </w:rPr>
+            </w:pPr>
+            <w:r>
+              <w:rPr>
+                <w:sz w:val="22"/>
+                <w:szCs w:val="22"/>
+              </w:rPr>
               <w:t>Trakt IDs for movies/shows</w:t>
             </w:r>
           </w:p>
@@ -3639,8 +5342,16 @@
           <w:p>
             <w:pPr>
               <w:pStyle w:val="Compact"/>
-            </w:pPr>
-            <w:r>
+              <w:rPr>
+                <w:sz w:val="22"/>
+                <w:szCs w:val="22"/>
+              </w:rPr>
+            </w:pPr>
+            <w:r>
+              <w:rPr>
+                <w:sz w:val="22"/>
+                <w:szCs w:val="22"/>
+              </w:rPr>
               <w:t>✅</w:t>
             </w:r>
           </w:p>
@@ -3652,8 +5363,16 @@
           <w:p>
             <w:pPr>
               <w:pStyle w:val="Compact"/>
-            </w:pPr>
-            <w:r>
+              <w:rPr>
+                <w:sz w:val="22"/>
+                <w:szCs w:val="22"/>
+              </w:rPr>
+            </w:pPr>
+            <w:r>
+              <w:rPr>
+                <w:sz w:val="22"/>
+                <w:szCs w:val="22"/>
+              </w:rPr>
               <w:t>✅</w:t>
             </w:r>
           </w:p>
@@ -3667,8 +5386,16 @@
           <w:p>
             <w:pPr>
               <w:pStyle w:val="Compact"/>
-            </w:pPr>
-            <w:r>
+              <w:rPr>
+                <w:sz w:val="22"/>
+                <w:szCs w:val="22"/>
+              </w:rPr>
+            </w:pPr>
+            <w:r>
+              <w:rPr>
+                <w:sz w:val="22"/>
+                <w:szCs w:val="22"/>
+              </w:rPr>
               <w:t>Trakt watched/progress for movies + episodes</w:t>
             </w:r>
           </w:p>
@@ -3680,8 +5407,16 @@
           <w:p>
             <w:pPr>
               <w:pStyle w:val="Compact"/>
-            </w:pPr>
-            <w:r>
+              <w:rPr>
+                <w:sz w:val="22"/>
+                <w:szCs w:val="22"/>
+              </w:rPr>
+            </w:pPr>
+            <w:r>
+              <w:rPr>
+                <w:sz w:val="22"/>
+                <w:szCs w:val="22"/>
+              </w:rPr>
               <w:t>✅</w:t>
             </w:r>
           </w:p>
@@ -3693,17 +5428,31 @@
           <w:p>
             <w:pPr>
               <w:pStyle w:val="Compact"/>
-            </w:pPr>
-            <w:r>
+              <w:rPr>
+                <w:sz w:val="22"/>
+                <w:szCs w:val="22"/>
+              </w:rPr>
+            </w:pPr>
+            <w:r>
+              <w:rPr>
+                <w:sz w:val="22"/>
+                <w:szCs w:val="22"/>
+              </w:rPr>
               <w:t xml:space="preserve">✅ (via </w:t>
             </w:r>
             <w:r>
               <w:rPr>
                 <w:rStyle w:val="VerbatimChar"/>
+                <w:sz w:val="20"/>
+                <w:szCs w:val="22"/>
               </w:rPr>
               <w:t>trakt_sync_watch_state.py</w:t>
             </w:r>
             <w:r>
+              <w:rPr>
+                <w:sz w:val="22"/>
+                <w:szCs w:val="22"/>
+              </w:rPr>
               <w:t>)</w:t>
             </w:r>
           </w:p>
@@ -3712,7 +5461,14 @@
       <w:bookmarkEnd w:id="0"/>
       <w:bookmarkEnd w:id="20"/>
     </w:tbl>
-    <w:p/>
+    <w:p>
+      <w:pPr>
+        <w:rPr>
+          <w:sz w:val="22"/>
+          <w:szCs w:val="22"/>
+        </w:rPr>
+      </w:pPr>
+    </w:p>
     <w:sectPr>
       <w:pgSz w:w="12240" w:h="15840"/>
       <w:pgMar w:top="720" w:right="720" w:bottom="720" w:left="720" w:header="720" w:footer="720" w:gutter="0"/>
@@ -4125,8 +5881,10 @@
     <w:name w:val="heading 1"/>
     <w:basedOn w:val="Normal"/>
     <w:next w:val="BodyText"/>
+    <w:autoRedefine/>
     <w:uiPriority w:val="9"/>
     <w:qFormat/>
+    <w:rsid w:val="004F2525"/>
     <w:pPr>
       <w:keepNext/>
       <w:keepLines/>
